--- a/Specificatii_proiectare.docx
+++ b/Specificatii_proiectare.docx
@@ -3131,7 +3131,7 @@
           <w:sz w:val="22"/>
           <w:shd w:fill="auto" w:val="clear"/>
         </w:rPr>
-        <w:t xml:space="preserve">și specificațiile tehnice ale sistemului propus de tăiere termică cu fir cald, controlat numeric, destinat prelucrării materialelor cu densitate redusă (polistiren, spume industriale). Sistemul integrează mișcări liniare și de rotație pentru realizarea prototipurilor tridimensionale, oferind o soluție accesibilă pentru mediul educațional și antreprenorial.</w:t>
+        <w:t xml:space="preserve">și specificațiile tehnice ale sistemului propus de tăiere termică cu fir cald, controlat numeric, destinat prelucrării materialelor cu densitate redusă. Sistemul integrează mișcări liniare și de rotație pentru realizarea prototipurilor tridimensionale, oferind o soluție accesibilă pentru mediul educațional și antreprenorial.</w:t>
       </w:r>
     </w:p>
     <w:p>
@@ -3158,7 +3158,7 @@
           <w:sz w:val="22"/>
           <w:shd w:fill="auto" w:val="clear"/>
         </w:rPr>
-        <w:t xml:space="preserve">Documentul are rolul de a transpune cerințele funcționale și non-funcționale definite anterior </w:t>
+        <w:t xml:space="preserve">In document s</w:t>
       </w:r>
       <w:r>
         <w:rPr>
@@ -3169,40 +3169,7 @@
           <w:sz w:val="22"/>
           <w:shd w:fill="auto" w:val="clear"/>
         </w:rPr>
-        <w:t xml:space="preserve">în solu</w:t>
-      </w:r>
-      <w:r>
-        <w:rPr>
-          <w:rFonts w:ascii="Arial" w:hAnsi="Arial" w:cs="Arial" w:eastAsia="Arial"/>
-          <w:color w:val="auto"/>
-          <w:spacing w:val="0"/>
-          <w:position w:val="0"/>
-          <w:sz w:val="22"/>
-          <w:shd w:fill="auto" w:val="clear"/>
-        </w:rPr>
-        <w:t xml:space="preserve">ții tehnice concrete, detaliind proiectarea la nivel </w:t>
-      </w:r>
-      <w:r>
-        <w:rPr>
-          <w:rFonts w:ascii="Arial" w:hAnsi="Arial" w:cs="Arial" w:eastAsia="Arial"/>
-          <w:color w:val="auto"/>
-          <w:spacing w:val="0"/>
-          <w:position w:val="0"/>
-          <w:sz w:val="22"/>
-          <w:shd w:fill="auto" w:val="clear"/>
-        </w:rPr>
-        <w:t xml:space="preserve">înalt </w:t>
-      </w:r>
-      <w:r>
-        <w:rPr>
-          <w:rFonts w:ascii="Arial" w:hAnsi="Arial" w:cs="Arial" w:eastAsia="Arial"/>
-          <w:color w:val="auto"/>
-          <w:spacing w:val="0"/>
-          <w:position w:val="0"/>
-          <w:sz w:val="22"/>
-          <w:shd w:fill="auto" w:val="clear"/>
-        </w:rPr>
-        <w:t xml:space="preserve">și specificațiile fiecărei componente hardware și software. Sunt prezentate arhitectura generală a sistemului, infrastructura mecanică și electronică, interfața de comandă, precum și scenariile operaționale.</w:t>
+        <w:t xml:space="preserve">unt prezentate arhitectura generală a sistemului, infrastructura mecanică și electronică, interfața de comandă, precum și scenariile operaționale.</w:t>
       </w:r>
     </w:p>
     <w:p>
@@ -3229,7 +3196,29 @@
           <w:sz w:val="22"/>
           <w:shd w:fill="auto" w:val="clear"/>
         </w:rPr>
-        <w:t xml:space="preserve">Proiectarea include descrierea structurii mecanice, a sistemului de acționare cu motoare pas cu pas, a platformei de control bazate pe microcontroler și a mecanismelor de alimentare și siguranță. Documentul va evolua pe parcursul etapelor de testare și optimizare, prin actualizarea parametrilor tehnici și a soluțiilor adoptate.</w:t>
+        <w:t xml:space="preserve">Proiectarea include descrierea structurii mecanice, a sistemului de ac</w:t>
+      </w:r>
+      <w:r>
+        <w:rPr>
+          <w:rFonts w:ascii="Arial" w:hAnsi="Arial" w:cs="Arial" w:eastAsia="Arial"/>
+          <w:color w:val="auto"/>
+          <w:spacing w:val="0"/>
+          <w:position w:val="0"/>
+          <w:sz w:val="22"/>
+          <w:shd w:fill="auto" w:val="clear"/>
+        </w:rPr>
+        <w:t xml:space="preserve">ționare cu motoare pas cu pas, a platformei de control bazate pe microcontroler și a mecanismelor de alimentare și siguranță</w:t>
+      </w:r>
+      <w:r>
+        <w:rPr>
+          <w:rFonts w:ascii="Arial" w:hAnsi="Arial" w:cs="Arial" w:eastAsia="Arial"/>
+          <w:color w:val="auto"/>
+          <w:spacing w:val="0"/>
+          <w:position w:val="0"/>
+          <w:sz w:val="22"/>
+          <w:shd w:fill="auto" w:val="clear"/>
+        </w:rPr>
+        <w:t xml:space="preserve">.</w:t>
       </w:r>
     </w:p>
     <w:p>
@@ -3256,7 +3245,7 @@
           <w:sz w:val="22"/>
           <w:shd w:fill="auto" w:val="clear"/>
         </w:rPr>
-        <w:t xml:space="preserve">Av</w:t>
+        <w:t xml:space="preserve">Având în vedere caracterul tehnic al informa</w:t>
       </w:r>
       <w:r>
         <w:rPr>
@@ -3267,7 +3256,7 @@
           <w:sz w:val="22"/>
           <w:shd w:fill="auto" w:val="clear"/>
         </w:rPr>
-        <w:t xml:space="preserve">ând în vedere caracterul tehnic al informa</w:t>
+        <w:t xml:space="preserve">țiilor prezentate, documentul este destinat exclusiv utilizării academice și tehnice</w:t>
       </w:r>
       <w:r>
         <w:rPr>
@@ -3278,7 +3267,7 @@
           <w:sz w:val="22"/>
           <w:shd w:fill="auto" w:val="clear"/>
         </w:rPr>
-        <w:t xml:space="preserve">țiilor prezentate, documentul este destinat exclusiv utilizării academice și tehnice, iar distribuirea sau reproducerea acestuia se realizează cu respectarea normelor de confidențialitate aplicabile proiectului.</w:t>
+        <w:t xml:space="preserve">.</w:t>
       </w:r>
     </w:p>
     <w:p>
@@ -3373,7 +3362,7 @@
           <w:sz w:val="22"/>
           <w:shd w:fill="auto" w:val="clear"/>
         </w:rPr>
-        <w:t xml:space="preserve">Scopul prezentului Document de Proiectare a Sistemului (SDD) este de a defini în mod clar arhitectura </w:t>
+        <w:t xml:space="preserve">Scopul prezentului Document de Proiectare a Sistemului este de a defini în mod clar arhitectura </w:t>
       </w:r>
       <w:r>
         <w:rPr>
@@ -3384,29 +3373,7 @@
           <w:sz w:val="22"/>
           <w:shd w:fill="auto" w:val="clear"/>
         </w:rPr>
-        <w:t xml:space="preserve">și soluțiile tehnice adoptate pentru dezvoltarea sistemului CNC de tăiere termică cu fir cald destinat realizării prototipurilor tridimensionale. Documentul oferă echipei de dezvoltare o bază coerentă pentru implementarea componentelor mecanice, electronice și software, asigur</w:t>
-      </w:r>
-      <w:r>
-        <w:rPr>
-          <w:rFonts w:ascii="Arial" w:hAnsi="Arial" w:cs="Arial" w:eastAsia="Arial"/>
-          <w:color w:val="auto"/>
-          <w:spacing w:val="0"/>
-          <w:position w:val="0"/>
-          <w:sz w:val="22"/>
-          <w:shd w:fill="auto" w:val="clear"/>
-        </w:rPr>
-        <w:t xml:space="preserve">ând corelarea acestora cu cerin</w:t>
-      </w:r>
-      <w:r>
-        <w:rPr>
-          <w:rFonts w:ascii="Arial" w:hAnsi="Arial" w:cs="Arial" w:eastAsia="Arial"/>
-          <w:color w:val="auto"/>
-          <w:spacing w:val="0"/>
-          <w:position w:val="0"/>
-          <w:sz w:val="22"/>
-          <w:shd w:fill="auto" w:val="clear"/>
-        </w:rPr>
-        <w:t xml:space="preserve">țele funcționale și non-funcționale stabilite anterior.</w:t>
+        <w:t xml:space="preserve">și soluțiile tehnice adoptate pentru dezvoltarea sistemului CNC de tăiere termică cu fir cald destinat realizării prototipurilor tridimensionale. </w:t>
       </w:r>
     </w:p>
     <w:p>
@@ -3432,7 +3399,7 @@
           <w:sz w:val="22"/>
           <w:shd w:fill="auto" w:val="clear"/>
         </w:rPr>
-        <w:t xml:space="preserve">Prin acest livrabil sunt documentate structura sistemului, modul de interconectare a subsistemelor, fluxurile operaționale și principiile de proiectare utilizate. Documentul servește drept ghid tehnic pe parcursul etapelor de implementare, testare și optimizare, fiind actualizat incremental și iterativ </w:t>
+        <w:t xml:space="preserve">In acest document se descriu structura sistemului, modul de interconectare a subsistemelor, fluxurile opera</w:t>
       </w:r>
       <w:r>
         <w:rPr>
@@ -3443,7 +3410,18 @@
           <w:sz w:val="22"/>
           <w:shd w:fill="auto" w:val="clear"/>
         </w:rPr>
-        <w:t xml:space="preserve">în func</w:t>
+        <w:t xml:space="preserve">ționale și principiile de proiectare utilizate. Documentul servește drept ghid tehnic pe parcursul etapelor de implementare, testare și optimizare, fiind actualizat incremental </w:t>
+      </w:r>
+      <w:r>
+        <w:rPr>
+          <w:rFonts w:ascii="Arial" w:hAnsi="Arial" w:cs="Arial" w:eastAsia="Arial"/>
+          <w:color w:val="auto"/>
+          <w:spacing w:val="0"/>
+          <w:position w:val="0"/>
+          <w:sz w:val="22"/>
+          <w:shd w:fill="auto" w:val="clear"/>
+        </w:rPr>
+        <w:t xml:space="preserve">in func</w:t>
       </w:r>
       <w:r>
         <w:rPr>
@@ -3486,13 +3464,25 @@
           <w:color w:val="auto"/>
           <w:spacing w:val="0"/>
           <w:position w:val="0"/>
+          <w:sz w:val="32"/>
+          <w:shd w:fill="auto" w:val="clear"/>
+        </w:rPr>
+      </w:pPr>
+      <w:r>
+        <w:rPr>
+          <w:rFonts w:ascii="Arial Narrow" w:hAnsi="Arial Narrow" w:cs="Arial Narrow" w:eastAsia="Arial Narrow"/>
+          <w:b/>
+          <w:color w:val="auto"/>
+          <w:spacing w:val="0"/>
+          <w:position w:val="0"/>
           <w:sz w:val="36"/>
           <w:shd w:fill="auto" w:val="clear"/>
         </w:rPr>
-      </w:pPr>
-      <w:r>
-        <w:rPr>
-          <w:rFonts w:ascii="Arial Narrow" w:hAnsi="Arial Narrow" w:cs="Arial Narrow" w:eastAsia="Arial Narrow"/>
+        <w:t xml:space="preserve">Prezentare general</w:t>
+      </w:r>
+      <w:r>
+        <w:rPr>
+          <w:rFonts w:ascii="Calibri" w:hAnsi="Calibri" w:cs="Calibri" w:eastAsia="Calibri"/>
           <w:b/>
           <w:color w:val="auto"/>
           <w:spacing w:val="0"/>
@@ -3500,7 +3490,7 @@
           <w:sz w:val="36"/>
           <w:shd w:fill="auto" w:val="clear"/>
         </w:rPr>
-        <w:t xml:space="preserve">Prezentare general</w:t>
+        <w:t xml:space="preserve">ă</w:t>
       </w:r>
       <w:r>
         <w:rPr>
@@ -3512,15 +3502,40 @@
           <w:sz w:val="36"/>
           <w:shd w:fill="auto" w:val="clear"/>
         </w:rPr>
-        <w:t xml:space="preserve">ă și abordări de proiectare</w:t>
+        <w:t xml:space="preserve"> </w:t>
+      </w:r>
+      <w:r>
+        <w:rPr>
+          <w:rFonts w:ascii="Calibri" w:hAnsi="Calibri" w:cs="Calibri" w:eastAsia="Calibri"/>
+          <w:b/>
+          <w:color w:val="auto"/>
+          <w:spacing w:val="0"/>
+          <w:position w:val="0"/>
+          <w:sz w:val="36"/>
+          <w:shd w:fill="auto" w:val="clear"/>
+        </w:rPr>
+        <w:t xml:space="preserve">și abordări de proiectare</w:t>
       </w:r>
     </w:p>
     <w:p>
       <w:pPr>
         <w:keepNext w:val="true"/>
-        <w:spacing w:before="240" w:after="60" w:line="240"/>
+        <w:keepLines w:val="true"/>
+        <w:pageBreakBefore w:val="true"/>
+        <w:spacing w:before="120" w:after="120" w:line="240"/>
         <w:ind w:right="0" w:left="0" w:firstLine="0"/>
-        <w:jc w:val="left"/>
+        <w:jc w:val="both"/>
+        <w:rPr>
+          <w:rFonts w:ascii="Calibri" w:hAnsi="Calibri" w:cs="Calibri" w:eastAsia="Calibri"/>
+          <w:b/>
+          <w:color w:val="auto"/>
+          <w:spacing w:val="0"/>
+          <w:position w:val="0"/>
+          <w:sz w:val="32"/>
+          <w:shd w:fill="auto" w:val="clear"/>
+        </w:rPr>
+      </w:pPr>
+      <w:r>
         <w:rPr>
           <w:rFonts w:ascii="Segoe UI" w:hAnsi="Segoe UI" w:cs="Segoe UI" w:eastAsia="Segoe UI"/>
           <w:color w:val="0D0D0D"/>
@@ -3529,7 +3544,8 @@
           <w:sz w:val="22"/>
           <w:shd w:fill="FFFFFF" w:val="clear"/>
         </w:rPr>
-      </w:pPr>
+        <w:t xml:space="preserve">Aceast</w:t>
+      </w:r>
       <w:r>
         <w:rPr>
           <w:rFonts w:ascii="Segoe UI" w:hAnsi="Segoe UI" w:cs="Segoe UI" w:eastAsia="Segoe UI"/>
@@ -3539,7 +3555,7 @@
           <w:sz w:val="22"/>
           <w:shd w:fill="FFFFFF" w:val="clear"/>
         </w:rPr>
-        <w:t xml:space="preserve">Proiectarea sistemului se bazeaz</w:t>
+        <w:t xml:space="preserve">ă secțiune descrie principiile și strategiile care vor fi utilizate ca ghiduri </w:t>
       </w:r>
       <w:r>
         <w:rPr>
@@ -3550,25 +3566,8 @@
           <w:sz w:val="22"/>
           <w:shd w:fill="FFFFFF" w:val="clear"/>
         </w:rPr>
-        <w:t xml:space="preserve">ă pe principiile modularității și fiabilității, urmărind integrarea coerentă a componentelor mecanice, electronice și software. Arhitectura este concepută pentru a asigura precizie, stabilitate și costuri reduse de implementare.</w:t>
-      </w:r>
-    </w:p>
-    <w:p>
-      <w:pPr>
-        <w:keepNext w:val="true"/>
-        <w:spacing w:before="240" w:after="60" w:line="240"/>
-        <w:ind w:right="0" w:left="0" w:firstLine="0"/>
-        <w:jc w:val="left"/>
-        <w:rPr>
-          <w:rFonts w:ascii="Calibri" w:hAnsi="Calibri" w:cs="Calibri" w:eastAsia="Calibri"/>
-          <w:b/>
-          <w:color w:val="auto"/>
-          <w:spacing w:val="0"/>
-          <w:position w:val="0"/>
-          <w:sz w:val="32"/>
-          <w:shd w:fill="auto" w:val="clear"/>
-        </w:rPr>
-      </w:pPr>
+        <w:t xml:space="preserve">în momentul proiect</w:t>
+      </w:r>
       <w:r>
         <w:rPr>
           <w:rFonts w:ascii="Segoe UI" w:hAnsi="Segoe UI" w:cs="Segoe UI" w:eastAsia="Segoe UI"/>
@@ -3578,7 +3577,18 @@
           <w:sz w:val="22"/>
           <w:shd w:fill="FFFFFF" w:val="clear"/>
         </w:rPr>
-        <w:t xml:space="preserve">Dezvoltarea se realizează incremental, prin testare și optimizare succesivă. Accentul este pus pe sincronizarea mișcărilor axelor, controlul temperaturii firului și obținerea unei funcționări stabile și repetabile.</w:t>
+        <w:t xml:space="preserve">ării și implementării sistemului</w:t>
+      </w:r>
+      <w:r>
+        <w:rPr>
+          <w:rFonts w:ascii="Arial" w:hAnsi="Arial" w:cs="Arial" w:eastAsia="Arial"/>
+          <w:color w:val="auto"/>
+          <w:spacing w:val="0"/>
+          <w:position w:val="0"/>
+          <w:sz w:val="22"/>
+          <w:shd w:fill="auto" w:val="clear"/>
+        </w:rPr>
+        <w:t xml:space="preserve">.</w:t>
       </w:r>
     </w:p>
     <w:p>
@@ -3668,6 +3678,33 @@
     </w:p>
     <w:p>
       <w:pPr>
+        <w:spacing w:before="120" w:after="120" w:line="240"/>
+        <w:ind w:right="0" w:left="0" w:firstLine="0"/>
+        <w:jc w:val="left"/>
+        <w:rPr>
+          <w:rFonts w:ascii="Arial Narrow" w:hAnsi="Arial Narrow" w:cs="Arial Narrow" w:eastAsia="Arial Narrow"/>
+          <w:b/>
+          <w:color w:val="auto"/>
+          <w:spacing w:val="0"/>
+          <w:position w:val="0"/>
+          <w:sz w:val="32"/>
+          <w:shd w:fill="auto" w:val="clear"/>
+        </w:rPr>
+      </w:pPr>
+      <w:r>
+        <w:rPr>
+          <w:rFonts w:ascii="Segoe UI" w:hAnsi="Segoe UI" w:cs="Segoe UI" w:eastAsia="Segoe UI"/>
+          <w:color w:val="0D0D0D"/>
+          <w:spacing w:val="0"/>
+          <w:position w:val="0"/>
+          <w:sz w:val="22"/>
+          <w:shd w:fill="FFFFFF" w:val="clear"/>
+        </w:rPr>
+        <w:t xml:space="preserve">Arhitectura sistemului are 2 componente. Componenta hardware este reprezentata de componenetele structurale si cele electronice(Arduino). Iar componenta Software este conceputa in principal din programul care controleaza sistemul prin codul G si cel care asigura incalzirea corecta a firului de taiere.</w:t>
+      </w:r>
+    </w:p>
+    <w:p>
+      <w:pPr>
         <w:keepNext w:val="true"/>
         <w:numPr>
           <w:ilvl w:val="0"/>
@@ -3770,6 +3807,33 @@
           <w:shd w:fill="auto" w:val="clear"/>
         </w:rPr>
         <w:t xml:space="preserve">țiuni: Descrieți orice presupuneri sau dependențe legate de sistem, software și utilizarea sa. Acestea pot viza probleme precum: software sau hardware asociat, sisteme de operare, caracteristicile utilizatorilor finali și posibilele și/sau probabilele modificări ale funcționalității.</w:t>
+      </w:r>
+    </w:p>
+    <w:p>
+      <w:pPr>
+        <w:spacing w:before="120" w:after="120" w:line="240"/>
+        <w:ind w:right="0" w:left="0" w:firstLine="0"/>
+        <w:jc w:val="left"/>
+        <w:rPr>
+          <w:rFonts w:ascii="Arial" w:hAnsi="Arial" w:cs="Arial" w:eastAsia="Arial"/>
+          <w:i/>
+          <w:color w:val="0000FF"/>
+          <w:spacing w:val="0"/>
+          <w:position w:val="0"/>
+          <w:sz w:val="24"/>
+          <w:shd w:fill="auto" w:val="clear"/>
+        </w:rPr>
+      </w:pPr>
+      <w:r>
+        <w:rPr>
+          <w:rFonts w:ascii="Segoe UI" w:hAnsi="Segoe UI" w:cs="Segoe UI" w:eastAsia="Segoe UI"/>
+          <w:color w:val="0D0D0D"/>
+          <w:spacing w:val="0"/>
+          <w:position w:val="0"/>
+          <w:sz w:val="22"/>
+          <w:shd w:fill="FFFFFF" w:val="clear"/>
+        </w:rPr>
+        <w:t xml:space="preserve">Pentru utilizarea sistemului este necesara alimentare de la priza cu curent alternativ 220~ V 50 HZ, si conectarea placii Arduino la un computer care contine codul g, il interpreteaza si trimite comenzi clare placii arduino</w:t>
       </w:r>
     </w:p>
     <w:p>
@@ -4675,7 +4739,19 @@
           <w:sz w:val="36"/>
           <w:shd w:fill="auto" w:val="clear"/>
         </w:rPr>
-        <w:t xml:space="preserve">țiii de proiectare</w:t>
+        <w:t xml:space="preserve">ț</w:t>
+      </w:r>
+      <w:r>
+        <w:rPr>
+          <w:rFonts w:ascii="Calibri" w:hAnsi="Calibri" w:cs="Calibri" w:eastAsia="Calibri"/>
+          <w:b/>
+          <w:color w:val="auto"/>
+          <w:spacing w:val="0"/>
+          <w:position w:val="0"/>
+          <w:sz w:val="36"/>
+          <w:shd w:fill="auto" w:val="clear"/>
+        </w:rPr>
+        <w:t xml:space="preserve">iii de proiectare</w:t>
       </w:r>
     </w:p>
     <w:p>
@@ -4784,7 +4860,19 @@
           <w:sz w:val="32"/>
           <w:shd w:fill="auto" w:val="clear"/>
         </w:rPr>
-        <w:t xml:space="preserve">și linii directoare (ghiduri)</w:t>
+        <w:t xml:space="preserve">ș</w:t>
+      </w:r>
+      <w:r>
+        <w:rPr>
+          <w:rFonts w:ascii="Calibri" w:hAnsi="Calibri" w:cs="Calibri" w:eastAsia="Calibri"/>
+          <w:b/>
+          <w:color w:val="auto"/>
+          <w:spacing w:val="0"/>
+          <w:position w:val="0"/>
+          <w:sz w:val="32"/>
+          <w:shd w:fill="auto" w:val="clear"/>
+        </w:rPr>
+        <w:t xml:space="preserve">i linii directoare (ghiduri)</w:t>
       </w:r>
     </w:p>
     <w:p>
@@ -5553,19 +5641,7 @@
           <w:sz w:val="24"/>
           <w:shd w:fill="auto" w:val="clear"/>
         </w:rPr>
-        <w:t xml:space="preserve"> Planuri viitoare pentru extinderea sau </w:t>
-      </w:r>
-      <w:r>
-        <w:rPr>
-          <w:rFonts w:ascii="Arial" w:hAnsi="Arial" w:cs="Arial" w:eastAsia="Arial"/>
-          <w:i/>
-          <w:color w:val="0000FF"/>
-          <w:spacing w:val="0"/>
-          <w:position w:val="0"/>
-          <w:sz w:val="24"/>
-          <w:shd w:fill="auto" w:val="clear"/>
-        </w:rPr>
-        <w:t xml:space="preserve">îmbun</w:t>
+        <w:t xml:space="preserve"> Planuri viitoare pentru extinderea sau îmbun</w:t>
       </w:r>
       <w:r>
         <w:rPr>
@@ -6178,7 +6254,19 @@
           <w:sz w:val="36"/>
           <w:shd w:fill="auto" w:val="clear"/>
         </w:rPr>
-        <w:t xml:space="preserve">și Proiectarea Arhitecturii</w:t>
+        <w:t xml:space="preserve">ș</w:t>
+      </w:r>
+      <w:r>
+        <w:rPr>
+          <w:rFonts w:ascii="Calibri" w:hAnsi="Calibri" w:cs="Calibri" w:eastAsia="Calibri"/>
+          <w:b/>
+          <w:color w:val="auto"/>
+          <w:spacing w:val="0"/>
+          <w:position w:val="0"/>
+          <w:sz w:val="36"/>
+          <w:shd w:fill="auto" w:val="clear"/>
+        </w:rPr>
+        <w:t xml:space="preserve">i Proiectarea Arhitecturii</w:t>
       </w:r>
     </w:p>
     <w:p>
@@ -6781,7 +6869,19 @@
           <w:sz w:val="32"/>
           <w:shd w:fill="auto" w:val="clear"/>
         </w:rPr>
-        <w:t xml:space="preserve">ă hardware</w:t>
+        <w:t xml:space="preserve">ă</w:t>
+      </w:r>
+      <w:r>
+        <w:rPr>
+          <w:rFonts w:ascii="Calibri" w:hAnsi="Calibri" w:cs="Calibri" w:eastAsia="Calibri"/>
+          <w:b/>
+          <w:color w:val="auto"/>
+          <w:spacing w:val="0"/>
+          <w:position w:val="0"/>
+          <w:sz w:val="32"/>
+          <w:shd w:fill="auto" w:val="clear"/>
+        </w:rPr>
+        <w:t xml:space="preserve"> hardware</w:t>
       </w:r>
     </w:p>
     <w:p>
@@ -6914,7 +7014,19 @@
           <w:sz w:val="32"/>
           <w:shd w:fill="auto" w:val="clear"/>
         </w:rPr>
-        <w:t xml:space="preserve">ă software</w:t>
+        <w:t xml:space="preserve">ă</w:t>
+      </w:r>
+      <w:r>
+        <w:rPr>
+          <w:rFonts w:ascii="Calibri" w:hAnsi="Calibri" w:cs="Calibri" w:eastAsia="Calibri"/>
+          <w:b/>
+          <w:color w:val="auto"/>
+          <w:spacing w:val="0"/>
+          <w:position w:val="0"/>
+          <w:sz w:val="32"/>
+          <w:shd w:fill="auto" w:val="clear"/>
+        </w:rPr>
+        <w:t xml:space="preserve"> software</w:t>
       </w:r>
     </w:p>
     <w:p>
@@ -7467,7 +7579,19 @@
           <w:sz w:val="32"/>
           <w:shd w:fill="auto" w:val="clear"/>
         </w:rPr>
-        <w:t xml:space="preserve">țiilor</w:t>
+        <w:t xml:space="preserve">ț</w:t>
+      </w:r>
+      <w:r>
+        <w:rPr>
+          <w:rFonts w:ascii="Calibri" w:hAnsi="Calibri" w:cs="Calibri" w:eastAsia="Calibri"/>
+          <w:b/>
+          <w:color w:val="auto"/>
+          <w:spacing w:val="0"/>
+          <w:position w:val="0"/>
+          <w:sz w:val="32"/>
+          <w:shd w:fill="auto" w:val="clear"/>
+        </w:rPr>
+        <w:t xml:space="preserve">iilor</w:t>
       </w:r>
     </w:p>
     <w:p>
@@ -7655,7 +7779,19 @@
           <w:sz w:val="32"/>
           <w:shd w:fill="auto" w:val="clear"/>
         </w:rPr>
-        <w:t xml:space="preserve">ții interne</w:t>
+        <w:t xml:space="preserve">ț</w:t>
+      </w:r>
+      <w:r>
+        <w:rPr>
+          <w:rFonts w:ascii="Calibri" w:hAnsi="Calibri" w:cs="Calibri" w:eastAsia="Calibri"/>
+          <w:b/>
+          <w:color w:val="auto"/>
+          <w:spacing w:val="0"/>
+          <w:position w:val="0"/>
+          <w:sz w:val="32"/>
+          <w:shd w:fill="auto" w:val="clear"/>
+        </w:rPr>
+        <w:t xml:space="preserve">ii interne</w:t>
       </w:r>
     </w:p>
     <w:p>
@@ -7852,7 +7988,19 @@
           <w:sz w:val="32"/>
           <w:shd w:fill="auto" w:val="clear"/>
         </w:rPr>
-        <w:t xml:space="preserve">ă a sistemului</w:t>
+        <w:t xml:space="preserve">ă</w:t>
+      </w:r>
+      <w:r>
+        <w:rPr>
+          <w:rFonts w:ascii="Calibri" w:hAnsi="Calibri" w:cs="Calibri" w:eastAsia="Calibri"/>
+          <w:b/>
+          <w:color w:val="auto"/>
+          <w:spacing w:val="0"/>
+          <w:position w:val="0"/>
+          <w:sz w:val="32"/>
+          <w:shd w:fill="auto" w:val="clear"/>
+        </w:rPr>
+        <w:t xml:space="preserve"> a sistemului</w:t>
       </w:r>
     </w:p>
     <w:p>
@@ -8094,7 +8242,19 @@
           <w:sz w:val="28"/>
           <w:shd w:fill="auto" w:val="clear"/>
         </w:rPr>
-        <w:t xml:space="preserve">și structuri de date rezultante</w:t>
+        <w:t xml:space="preserve">ș</w:t>
+      </w:r>
+      <w:r>
+        <w:rPr>
+          <w:rFonts w:ascii="Calibri" w:hAnsi="Calibri" w:cs="Calibri" w:eastAsia="Calibri"/>
+          <w:b/>
+          <w:color w:val="auto"/>
+          <w:spacing w:val="0"/>
+          <w:position w:val="0"/>
+          <w:sz w:val="28"/>
+          <w:shd w:fill="auto" w:val="clear"/>
+        </w:rPr>
+        <w:t xml:space="preserve">i structuri de date rezultante</w:t>
       </w:r>
     </w:p>
     <w:p>
@@ -8191,7 +8351,31 @@
           <w:sz w:val="28"/>
           <w:shd w:fill="auto" w:val="clear"/>
         </w:rPr>
-        <w:t xml:space="preserve">șiere și baze de date</w:t>
+        <w:t xml:space="preserve">ș</w:t>
+      </w:r>
+      <w:r>
+        <w:rPr>
+          <w:rFonts w:ascii="Calibri" w:hAnsi="Calibri" w:cs="Calibri" w:eastAsia="Calibri"/>
+          <w:b/>
+          <w:color w:val="auto"/>
+          <w:spacing w:val="0"/>
+          <w:position w:val="0"/>
+          <w:sz w:val="28"/>
+          <w:shd w:fill="auto" w:val="clear"/>
+        </w:rPr>
+        <w:t xml:space="preserve">iere </w:t>
+      </w:r>
+      <w:r>
+        <w:rPr>
+          <w:rFonts w:ascii="Calibri" w:hAnsi="Calibri" w:cs="Calibri" w:eastAsia="Calibri"/>
+          <w:b/>
+          <w:color w:val="auto"/>
+          <w:spacing w:val="0"/>
+          <w:position w:val="0"/>
+          <w:sz w:val="28"/>
+          <w:shd w:fill="auto" w:val="clear"/>
+        </w:rPr>
+        <w:t xml:space="preserve">și baze de date</w:t>
       </w:r>
     </w:p>
     <w:p>
@@ -8373,7 +8557,19 @@
           <w:sz w:val="26"/>
           <w:shd w:fill="auto" w:val="clear"/>
         </w:rPr>
-        <w:t xml:space="preserve">șiere non-DBMS</w:t>
+        <w:t xml:space="preserve">ș</w:t>
+      </w:r>
+      <w:r>
+        <w:rPr>
+          <w:rFonts w:ascii="Calibri" w:hAnsi="Calibri" w:cs="Calibri" w:eastAsia="Calibri"/>
+          <w:b/>
+          <w:color w:val="auto"/>
+          <w:spacing w:val="0"/>
+          <w:position w:val="0"/>
+          <w:sz w:val="26"/>
+          <w:shd w:fill="auto" w:val="clear"/>
+        </w:rPr>
+        <w:t xml:space="preserve">iere non-DBMS</w:t>
       </w:r>
     </w:p>
     <w:p>
@@ -8814,7 +9010,19 @@
           <w:sz w:val="32"/>
           <w:shd w:fill="auto" w:val="clear"/>
         </w:rPr>
-        <w:t xml:space="preserve">țe utilizator</w:t>
+        <w:t xml:space="preserve">ț</w:t>
+      </w:r>
+      <w:r>
+        <w:rPr>
+          <w:rFonts w:ascii="Calibri" w:hAnsi="Calibri" w:cs="Calibri" w:eastAsia="Calibri"/>
+          <w:b/>
+          <w:color w:val="auto"/>
+          <w:spacing w:val="0"/>
+          <w:position w:val="0"/>
+          <w:sz w:val="32"/>
+          <w:shd w:fill="auto" w:val="clear"/>
+        </w:rPr>
+        <w:t xml:space="preserve">e utilizator</w:t>
       </w:r>
     </w:p>
     <w:p>
@@ -8964,6 +9172,17 @@
         <w:ind w:right="0" w:left="936" w:hanging="936"/>
         <w:jc w:val="left"/>
         <w:rPr>
+          <w:rFonts w:ascii="Arial" w:hAnsi="Arial" w:cs="Arial" w:eastAsia="Arial"/>
+          <w:b/>
+          <w:color w:val="auto"/>
+          <w:spacing w:val="0"/>
+          <w:position w:val="0"/>
+          <w:sz w:val="28"/>
+          <w:shd w:fill="auto" w:val="clear"/>
+        </w:rPr>
+      </w:pPr>
+      <w:r>
+        <w:rPr>
           <w:rFonts w:ascii="Arial Narrow" w:hAnsi="Arial Narrow" w:cs="Arial Narrow" w:eastAsia="Arial Narrow"/>
           <w:b/>
           <w:color w:val="auto"/>
@@ -8972,10 +9191,11 @@
           <w:sz w:val="28"/>
           <w:shd w:fill="auto" w:val="clear"/>
         </w:rPr>
-      </w:pPr>
-      <w:r>
-        <w:rPr>
-          <w:rFonts w:ascii="Arial Narrow" w:hAnsi="Arial Narrow" w:cs="Arial Narrow" w:eastAsia="Arial Narrow"/>
+        <w:t xml:space="preserve">Intr</w:t>
+      </w:r>
+      <w:r>
+        <w:rPr>
+          <w:rFonts w:ascii="Arial" w:hAnsi="Arial" w:cs="Arial" w:eastAsia="Arial"/>
           <w:b/>
           <w:color w:val="auto"/>
           <w:spacing w:val="0"/>
@@ -8983,31 +9203,7 @@
           <w:sz w:val="28"/>
           <w:shd w:fill="auto" w:val="clear"/>
         </w:rPr>
-        <w:t xml:space="preserve">Intr</w:t>
-      </w:r>
-      <w:r>
-        <w:rPr>
-          <w:rFonts w:ascii="Arial" w:hAnsi="Arial" w:cs="Arial" w:eastAsia="Arial"/>
-          <w:b/>
-          <w:color w:val="auto"/>
-          <w:spacing w:val="0"/>
-          <w:position w:val="0"/>
-          <w:sz w:val="28"/>
-          <w:shd w:fill="auto" w:val="clear"/>
-        </w:rPr>
-        <w:t xml:space="preserve">ă</w:t>
-      </w:r>
-      <w:r>
-        <w:rPr>
-          <w:rFonts w:ascii="Arial Narrow" w:hAnsi="Arial Narrow" w:cs="Arial Narrow" w:eastAsia="Arial Narrow"/>
-          <w:b/>
-          <w:color w:val="auto"/>
-          <w:spacing w:val="0"/>
-          <w:position w:val="0"/>
-          <w:sz w:val="28"/>
-          <w:shd w:fill="auto" w:val="clear"/>
-        </w:rPr>
-        <w:t xml:space="preserve">ri</w:t>
+        <w:t xml:space="preserve">ări</w:t>
       </w:r>
     </w:p>
     <w:p>
@@ -9244,7 +9440,19 @@
           <w:sz w:val="28"/>
           <w:shd w:fill="auto" w:val="clear"/>
         </w:rPr>
-        <w:t xml:space="preserve">șiri</w:t>
+        <w:t xml:space="preserve">ș</w:t>
+      </w:r>
+      <w:r>
+        <w:rPr>
+          <w:rFonts w:ascii="Calibri" w:hAnsi="Calibri" w:cs="Calibri" w:eastAsia="Calibri"/>
+          <w:b/>
+          <w:color w:val="auto"/>
+          <w:spacing w:val="0"/>
+          <w:position w:val="0"/>
+          <w:sz w:val="28"/>
+          <w:shd w:fill="auto" w:val="clear"/>
+        </w:rPr>
+        <w:t xml:space="preserve">iri</w:t>
       </w:r>
     </w:p>
     <w:p>
@@ -9561,7 +9769,19 @@
           <w:sz w:val="32"/>
           <w:shd w:fill="auto" w:val="clear"/>
         </w:rPr>
-        <w:t xml:space="preserve">țelor cu utilizatorul</w:t>
+        <w:t xml:space="preserve">ț</w:t>
+      </w:r>
+      <w:r>
+        <w:rPr>
+          <w:rFonts w:ascii="Calibri" w:hAnsi="Calibri" w:cs="Calibri" w:eastAsia="Calibri"/>
+          <w:b/>
+          <w:color w:val="auto"/>
+          <w:spacing w:val="0"/>
+          <w:position w:val="0"/>
+          <w:sz w:val="32"/>
+          <w:shd w:fill="auto" w:val="clear"/>
+        </w:rPr>
+        <w:t xml:space="preserve">elor cu utilizatorul</w:t>
       </w:r>
     </w:p>
     <w:p>
@@ -11543,7 +11763,19 @@
           <w:sz w:val="32"/>
           <w:shd w:fill="auto" w:val="clear"/>
         </w:rPr>
-        <w:t xml:space="preserve">ă de securitate</w:t>
+        <w:t xml:space="preserve">ă</w:t>
+      </w:r>
+      <w:r>
+        <w:rPr>
+          <w:rFonts w:ascii="Calibri" w:hAnsi="Calibri" w:cs="Calibri" w:eastAsia="Calibri"/>
+          <w:b/>
+          <w:color w:val="auto"/>
+          <w:spacing w:val="0"/>
+          <w:position w:val="0"/>
+          <w:sz w:val="32"/>
+          <w:shd w:fill="auto" w:val="clear"/>
+        </w:rPr>
+        <w:t xml:space="preserve"> de securitate</w:t>
       </w:r>
     </w:p>
     <w:p>
@@ -11968,7 +12200,19 @@
           <w:sz w:val="32"/>
           <w:shd w:fill="auto" w:val="clear"/>
         </w:rPr>
-        <w:t xml:space="preserve">ța sistemului</w:t>
+        <w:t xml:space="preserve">ț</w:t>
+      </w:r>
+      <w:r>
+        <w:rPr>
+          <w:rFonts w:ascii="Calibri" w:hAnsi="Calibri" w:cs="Calibri" w:eastAsia="Calibri"/>
+          <w:b/>
+          <w:color w:val="auto"/>
+          <w:spacing w:val="0"/>
+          <w:position w:val="0"/>
+          <w:sz w:val="32"/>
+          <w:shd w:fill="auto" w:val="clear"/>
+        </w:rPr>
+        <w:t xml:space="preserve">a sistemului</w:t>
       </w:r>
     </w:p>
     <w:p>
@@ -12280,19 +12524,7 @@
           <w:sz w:val="24"/>
           <w:shd w:fill="auto" w:val="clear"/>
         </w:rPr>
-        <w:t xml:space="preserve"> Proiectare de fiabilitate pentru a </w:t>
-      </w:r>
-      <w:r>
-        <w:rPr>
-          <w:rFonts w:ascii="Arial" w:hAnsi="Arial" w:cs="Arial" w:eastAsia="Arial"/>
-          <w:i/>
-          <w:color w:val="0000FF"/>
-          <w:spacing w:val="0"/>
-          <w:position w:val="0"/>
-          <w:sz w:val="24"/>
-          <w:shd w:fill="auto" w:val="clear"/>
-        </w:rPr>
-        <w:t xml:space="preserve">îndeplini cerin</w:t>
+        <w:t xml:space="preserve"> Proiectare de fiabilitate pentru a îndeplini cerin</w:t>
       </w:r>
       <w:r>
         <w:rPr>
@@ -12456,7 +12688,31 @@
           <w:sz w:val="32"/>
           <w:shd w:fill="auto" w:val="clear"/>
         </w:rPr>
-        <w:t xml:space="preserve">ă a comunicațiilor interne (</w:t>
+        <w:t xml:space="preserve">ă</w:t>
+      </w:r>
+      <w:r>
+        <w:rPr>
+          <w:rFonts w:ascii="Calibri" w:hAnsi="Calibri" w:cs="Calibri" w:eastAsia="Calibri"/>
+          <w:b/>
+          <w:color w:val="auto"/>
+          <w:spacing w:val="0"/>
+          <w:position w:val="0"/>
+          <w:sz w:val="32"/>
+          <w:shd w:fill="auto" w:val="clear"/>
+        </w:rPr>
+        <w:t xml:space="preserve"> a comunica</w:t>
+      </w:r>
+      <w:r>
+        <w:rPr>
+          <w:rFonts w:ascii="Calibri" w:hAnsi="Calibri" w:cs="Calibri" w:eastAsia="Calibri"/>
+          <w:b/>
+          <w:color w:val="auto"/>
+          <w:spacing w:val="0"/>
+          <w:position w:val="0"/>
+          <w:sz w:val="32"/>
+          <w:shd w:fill="auto" w:val="clear"/>
+        </w:rPr>
+        <w:t xml:space="preserve">țiilor interne (</w:t>
       </w:r>
       <w:r>
         <w:rPr>
@@ -12886,7 +13142,19 @@
           <w:sz w:val="36"/>
           <w:shd w:fill="auto" w:val="clear"/>
         </w:rPr>
-        <w:t xml:space="preserve">ății sistemului</w:t>
+        <w:t xml:space="preserve">ăț</w:t>
+      </w:r>
+      <w:r>
+        <w:rPr>
+          <w:rFonts w:ascii="Calibri" w:hAnsi="Calibri" w:cs="Calibri" w:eastAsia="Calibri"/>
+          <w:b/>
+          <w:color w:val="auto"/>
+          <w:spacing w:val="0"/>
+          <w:position w:val="0"/>
+          <w:sz w:val="36"/>
+          <w:shd w:fill="auto" w:val="clear"/>
+        </w:rPr>
+        <w:t xml:space="preserve">ii sistemului</w:t>
       </w:r>
     </w:p>
     <w:p>
@@ -13261,6 +13529,17 @@
         <w:ind w:right="0" w:left="0" w:firstLine="0"/>
         <w:jc w:val="center"/>
         <w:rPr>
+          <w:rFonts w:ascii="Arial" w:hAnsi="Arial" w:cs="Arial" w:eastAsia="Arial"/>
+          <w:b/>
+          <w:color w:val="000000"/>
+          <w:spacing w:val="0"/>
+          <w:position w:val="0"/>
+          <w:sz w:val="36"/>
+          <w:shd w:fill="auto" w:val="clear"/>
+        </w:rPr>
+      </w:pPr>
+      <w:r>
+        <w:rPr>
           <w:rFonts w:ascii="Arial Narrow" w:hAnsi="Arial Narrow" w:cs="Arial Narrow" w:eastAsia="Arial Narrow"/>
           <w:b/>
           <w:color w:val="000000"/>
@@ -13269,10 +13548,11 @@
           <w:sz w:val="36"/>
           <w:shd w:fill="auto" w:val="clear"/>
         </w:rPr>
-      </w:pPr>
-      <w:r>
-        <w:rPr>
-          <w:rFonts w:ascii="Arial Narrow" w:hAnsi="Arial Narrow" w:cs="Arial Narrow" w:eastAsia="Arial Narrow"/>
+        <w:t xml:space="preserve">Anexa A: Gestiunea modific</w:t>
+      </w:r>
+      <w:r>
+        <w:rPr>
+          <w:rFonts w:ascii="Arial" w:hAnsi="Arial" w:cs="Arial" w:eastAsia="Arial"/>
           <w:b/>
           <w:color w:val="000000"/>
           <w:spacing w:val="0"/>
@@ -13280,31 +13560,7 @@
           <w:sz w:val="36"/>
           <w:shd w:fill="auto" w:val="clear"/>
         </w:rPr>
-        <w:t xml:space="preserve">Anexa A: Gestiunea modific</w:t>
-      </w:r>
-      <w:r>
-        <w:rPr>
-          <w:rFonts w:ascii="Arial" w:hAnsi="Arial" w:cs="Arial" w:eastAsia="Arial"/>
-          <w:b/>
-          <w:color w:val="000000"/>
-          <w:spacing w:val="0"/>
-          <w:position w:val="0"/>
-          <w:sz w:val="36"/>
-          <w:shd w:fill="auto" w:val="clear"/>
-        </w:rPr>
-        <w:t xml:space="preserve">ă</w:t>
-      </w:r>
-      <w:r>
-        <w:rPr>
-          <w:rFonts w:ascii="Arial Narrow" w:hAnsi="Arial Narrow" w:cs="Arial Narrow" w:eastAsia="Arial Narrow"/>
-          <w:b/>
-          <w:color w:val="000000"/>
-          <w:spacing w:val="0"/>
-          <w:position w:val="0"/>
-          <w:sz w:val="36"/>
-          <w:shd w:fill="auto" w:val="clear"/>
-        </w:rPr>
-        <w:t xml:space="preserve">rilor documentului</w:t>
+        <w:t xml:space="preserve">ărilor documentului</w:t>
       </w:r>
     </w:p>
     <w:p>
@@ -13378,6 +13634,17 @@
         <w:ind w:right="0" w:left="0" w:firstLine="0"/>
         <w:jc w:val="left"/>
         <w:rPr>
+          <w:rFonts w:ascii="Arial" w:hAnsi="Arial" w:cs="Arial" w:eastAsia="Arial"/>
+          <w:b/>
+          <w:color w:val="auto"/>
+          <w:spacing w:val="0"/>
+          <w:position w:val="0"/>
+          <w:sz w:val="20"/>
+          <w:shd w:fill="auto" w:val="clear"/>
+        </w:rPr>
+      </w:pPr>
+      <w:r>
+        <w:rPr>
           <w:rFonts w:ascii="Arial Narrow" w:hAnsi="Arial Narrow" w:cs="Arial Narrow" w:eastAsia="Arial Narrow"/>
           <w:b/>
           <w:color w:val="auto"/>
@@ -13386,7 +13653,20 @@
           <w:sz w:val="20"/>
           <w:shd w:fill="auto" w:val="clear"/>
         </w:rPr>
-      </w:pPr>
+        <w:t xml:space="preserve">Tabel 1 </w:t>
+      </w:r>
+      <w:r>
+        <w:rPr>
+          <w:rFonts w:ascii="Arial" w:hAnsi="Arial" w:cs="Arial" w:eastAsia="Arial"/>
+          <w:b/>
+          <w:color w:val="auto"/>
+          <w:spacing w:val="0"/>
+          <w:position w:val="0"/>
+          <w:sz w:val="20"/>
+          <w:shd w:fill="auto" w:val="clear"/>
+        </w:rPr>
+        <w:t xml:space="preserve">– </w:t>
+      </w:r>
       <w:r>
         <w:rPr>
           <w:rFonts w:ascii="Arial Narrow" w:hAnsi="Arial Narrow" w:cs="Arial Narrow" w:eastAsia="Arial Narrow"/>
@@ -13397,7 +13677,7 @@
           <w:sz w:val="20"/>
           <w:shd w:fill="auto" w:val="clear"/>
         </w:rPr>
-        <w:t xml:space="preserve">Tabel 1 </w:t>
+        <w:t xml:space="preserve">Înregistrarea modific</w:t>
       </w:r>
       <w:r>
         <w:rPr>
@@ -13409,43 +13689,7 @@
           <w:sz w:val="20"/>
           <w:shd w:fill="auto" w:val="clear"/>
         </w:rPr>
-        <w:t xml:space="preserve">–</w:t>
-      </w:r>
-      <w:r>
-        <w:rPr>
-          <w:rFonts w:ascii="Arial Narrow" w:hAnsi="Arial Narrow" w:cs="Arial Narrow" w:eastAsia="Arial Narrow"/>
-          <w:b/>
-          <w:color w:val="auto"/>
-          <w:spacing w:val="0"/>
-          <w:position w:val="0"/>
-          <w:sz w:val="20"/>
-          <w:shd w:fill="auto" w:val="clear"/>
-        </w:rPr>
-        <w:t xml:space="preserve"> Înregistrarea modific</w:t>
-      </w:r>
-      <w:r>
-        <w:rPr>
-          <w:rFonts w:ascii="Arial" w:hAnsi="Arial" w:cs="Arial" w:eastAsia="Arial"/>
-          <w:b/>
-          <w:color w:val="auto"/>
-          <w:spacing w:val="0"/>
-          <w:position w:val="0"/>
-          <w:sz w:val="20"/>
-          <w:shd w:fill="auto" w:val="clear"/>
-        </w:rPr>
-        <w:t xml:space="preserve">ă</w:t>
-      </w:r>
-      <w:r>
-        <w:rPr>
-          <w:rFonts w:ascii="Arial Narrow" w:hAnsi="Arial Narrow" w:cs="Arial Narrow" w:eastAsia="Arial Narrow"/>
-          <w:b/>
-          <w:color w:val="auto"/>
-          <w:spacing w:val="0"/>
-          <w:position w:val="0"/>
-          <w:sz w:val="20"/>
-          <w:shd w:fill="auto" w:val="clear"/>
-        </w:rPr>
-        <w:t xml:space="preserve">rilor asupreaa documentului curent</w:t>
+        <w:t xml:space="preserve">ărilor asupreaa documentului curent</w:t>
       </w:r>
     </w:p>
     <w:tbl>
@@ -13487,7 +13731,6 @@
               <w:rPr>
                 <w:spacing w:val="0"/>
                 <w:position w:val="0"/>
-                <w:shd w:fill="auto" w:val="clear"/>
               </w:rPr>
             </w:pPr>
             <w:r>
@@ -13529,7 +13772,6 @@
               <w:rPr>
                 <w:spacing w:val="0"/>
                 <w:position w:val="0"/>
-                <w:shd w:fill="auto" w:val="clear"/>
               </w:rPr>
             </w:pPr>
             <w:r>
@@ -13571,7 +13813,6 @@
               <w:rPr>
                 <w:spacing w:val="0"/>
                 <w:position w:val="0"/>
-                <w:shd w:fill="auto" w:val="clear"/>
               </w:rPr>
             </w:pPr>
             <w:r>
@@ -13625,7 +13866,6 @@
               <w:rPr>
                 <w:spacing w:val="0"/>
                 <w:position w:val="0"/>
-                <w:shd w:fill="auto" w:val="clear"/>
               </w:rPr>
             </w:pPr>
             <w:r>
@@ -13673,7 +13913,6 @@
               <w:rPr>
                 <w:spacing w:val="0"/>
                 <w:position w:val="0"/>
-                <w:shd w:fill="auto" w:val="clear"/>
               </w:rPr>
             </w:pPr>
             <w:r>
@@ -13714,7 +13953,6 @@
               <w:rPr>
                 <w:spacing w:val="0"/>
                 <w:position w:val="0"/>
-                <w:shd w:fill="auto" w:val="clear"/>
               </w:rPr>
             </w:pPr>
             <w:r>
@@ -13755,7 +13993,6 @@
               <w:rPr>
                 <w:spacing w:val="0"/>
                 <w:position w:val="0"/>
-                <w:shd w:fill="auto" w:val="clear"/>
               </w:rPr>
             </w:pPr>
             <w:r>
@@ -13796,7 +14033,6 @@
               <w:rPr>
                 <w:spacing w:val="0"/>
                 <w:position w:val="0"/>
-                <w:shd w:fill="auto" w:val="clear"/>
               </w:rPr>
             </w:pPr>
             <w:r>
@@ -13856,7 +14092,6 @@
               <w:rPr>
                 <w:spacing w:val="0"/>
                 <w:position w:val="0"/>
-                <w:shd w:fill="auto" w:val="clear"/>
               </w:rPr>
             </w:pPr>
             <w:r>
@@ -13897,7 +14132,6 @@
               <w:rPr>
                 <w:spacing w:val="0"/>
                 <w:position w:val="0"/>
-                <w:shd w:fill="auto" w:val="clear"/>
               </w:rPr>
             </w:pPr>
             <w:r>
@@ -13938,7 +14172,6 @@
               <w:rPr>
                 <w:spacing w:val="0"/>
                 <w:position w:val="0"/>
-                <w:shd w:fill="auto" w:val="clear"/>
               </w:rPr>
             </w:pPr>
             <w:r>
@@ -13979,7 +14212,6 @@
               <w:rPr>
                 <w:spacing w:val="0"/>
                 <w:position w:val="0"/>
-                <w:shd w:fill="auto" w:val="clear"/>
               </w:rPr>
             </w:pPr>
             <w:r>
@@ -14039,7 +14271,6 @@
               <w:rPr>
                 <w:spacing w:val="0"/>
                 <w:position w:val="0"/>
-                <w:shd w:fill="auto" w:val="clear"/>
               </w:rPr>
             </w:pPr>
             <w:r>
@@ -14080,7 +14311,6 @@
               <w:rPr>
                 <w:spacing w:val="0"/>
                 <w:position w:val="0"/>
-                <w:shd w:fill="auto" w:val="clear"/>
               </w:rPr>
             </w:pPr>
             <w:r>
@@ -14121,7 +14351,6 @@
               <w:rPr>
                 <w:spacing w:val="0"/>
                 <w:position w:val="0"/>
-                <w:shd w:fill="auto" w:val="clear"/>
               </w:rPr>
             </w:pPr>
             <w:r>
@@ -14162,7 +14391,6 @@
               <w:rPr>
                 <w:spacing w:val="0"/>
                 <w:position w:val="0"/>
-                <w:shd w:fill="auto" w:val="clear"/>
               </w:rPr>
             </w:pPr>
             <w:r>
@@ -14392,7 +14620,6 @@
               <w:rPr>
                 <w:spacing w:val="0"/>
                 <w:position w:val="0"/>
-                <w:shd w:fill="auto" w:val="clear"/>
               </w:rPr>
             </w:pPr>
             <w:r>
@@ -14434,7 +14661,6 @@
               <w:rPr>
                 <w:spacing w:val="0"/>
                 <w:position w:val="0"/>
-                <w:shd w:fill="auto" w:val="clear"/>
               </w:rPr>
             </w:pPr>
             <w:r>
@@ -14494,7 +14720,6 @@
               <w:rPr>
                 <w:spacing w:val="0"/>
                 <w:position w:val="0"/>
-                <w:shd w:fill="auto" w:val="clear"/>
               </w:rPr>
             </w:pPr>
             <w:r>
@@ -14535,7 +14760,6 @@
               <w:rPr>
                 <w:spacing w:val="0"/>
                 <w:position w:val="0"/>
-                <w:shd w:fill="auto" w:val="clear"/>
               </w:rPr>
             </w:pPr>
             <w:r>
@@ -14595,7 +14819,6 @@
               <w:rPr>
                 <w:spacing w:val="0"/>
                 <w:position w:val="0"/>
-                <w:shd w:fill="auto" w:val="clear"/>
               </w:rPr>
             </w:pPr>
             <w:r>
@@ -14636,7 +14859,6 @@
               <w:rPr>
                 <w:spacing w:val="0"/>
                 <w:position w:val="0"/>
-                <w:shd w:fill="auto" w:val="clear"/>
               </w:rPr>
             </w:pPr>
             <w:r>
@@ -14696,7 +14918,6 @@
               <w:rPr>
                 <w:spacing w:val="0"/>
                 <w:position w:val="0"/>
-                <w:shd w:fill="auto" w:val="clear"/>
               </w:rPr>
             </w:pPr>
             <w:r>
@@ -14737,7 +14958,6 @@
               <w:rPr>
                 <w:spacing w:val="0"/>
                 <w:position w:val="0"/>
-                <w:shd w:fill="auto" w:val="clear"/>
               </w:rPr>
             </w:pPr>
             <w:r>
@@ -14900,6 +15120,17 @@
         <w:ind w:right="0" w:left="0" w:firstLine="0"/>
         <w:jc w:val="left"/>
         <w:rPr>
+          <w:rFonts w:ascii="Arial" w:hAnsi="Arial" w:cs="Arial" w:eastAsia="Arial"/>
+          <w:b/>
+          <w:color w:val="auto"/>
+          <w:spacing w:val="0"/>
+          <w:position w:val="0"/>
+          <w:sz w:val="20"/>
+          <w:shd w:fill="auto" w:val="clear"/>
+        </w:rPr>
+      </w:pPr>
+      <w:r>
+        <w:rPr>
           <w:rFonts w:ascii="Arial Narrow" w:hAnsi="Arial Narrow" w:cs="Arial Narrow" w:eastAsia="Arial Narrow"/>
           <w:b/>
           <w:color w:val="auto"/>
@@ -14908,10 +15139,11 @@
           <w:sz w:val="20"/>
           <w:shd w:fill="auto" w:val="clear"/>
         </w:rPr>
-      </w:pPr>
-      <w:r>
-        <w:rPr>
-          <w:rFonts w:ascii="Arial Narrow" w:hAnsi="Arial Narrow" w:cs="Arial Narrow" w:eastAsia="Arial Narrow"/>
+        <w:t xml:space="preserve">Tabel 3 </w:t>
+      </w:r>
+      <w:r>
+        <w:rPr>
+          <w:rFonts w:ascii="Arial" w:hAnsi="Arial" w:cs="Arial" w:eastAsia="Arial"/>
           <w:b/>
           <w:color w:val="auto"/>
           <w:spacing w:val="0"/>
@@ -14919,31 +15151,7 @@
           <w:sz w:val="20"/>
           <w:shd w:fill="auto" w:val="clear"/>
         </w:rPr>
-        <w:t xml:space="preserve">Tabel 3 </w:t>
-      </w:r>
-      <w:r>
-        <w:rPr>
-          <w:rFonts w:ascii="Arial" w:hAnsi="Arial" w:cs="Arial" w:eastAsia="Arial"/>
-          <w:b/>
-          <w:color w:val="auto"/>
-          <w:spacing w:val="0"/>
-          <w:position w:val="0"/>
-          <w:sz w:val="20"/>
-          <w:shd w:fill="auto" w:val="clear"/>
-        </w:rPr>
-        <w:t xml:space="preserve">–</w:t>
-      </w:r>
-      <w:r>
-        <w:rPr>
-          <w:rFonts w:ascii="Arial Narrow" w:hAnsi="Arial Narrow" w:cs="Arial Narrow" w:eastAsia="Arial Narrow"/>
-          <w:b/>
-          <w:color w:val="auto"/>
-          <w:spacing w:val="0"/>
-          <w:position w:val="0"/>
-          <w:sz w:val="20"/>
-          <w:shd w:fill="auto" w:val="clear"/>
-        </w:rPr>
-        <w:t xml:space="preserve"> Documente la care se facce referire</w:t>
+        <w:t xml:space="preserve">– Documente la care se facce referire</w:t>
       </w:r>
     </w:p>
     <w:tbl>
@@ -14983,7 +15191,6 @@
               <w:rPr>
                 <w:spacing w:val="0"/>
                 <w:position w:val="0"/>
-                <w:shd w:fill="auto" w:val="clear"/>
               </w:rPr>
             </w:pPr>
             <w:r>
@@ -15025,7 +15232,6 @@
               <w:rPr>
                 <w:spacing w:val="0"/>
                 <w:position w:val="0"/>
-                <w:shd w:fill="auto" w:val="clear"/>
               </w:rPr>
             </w:pPr>
             <w:r>
@@ -15079,7 +15285,6 @@
               <w:rPr>
                 <w:spacing w:val="0"/>
                 <w:position w:val="0"/>
-                <w:shd w:fill="auto" w:val="clear"/>
               </w:rPr>
             </w:pPr>
             <w:r>
@@ -15139,7 +15344,6 @@
               <w:rPr>
                 <w:spacing w:val="0"/>
                 <w:position w:val="0"/>
-                <w:shd w:fill="auto" w:val="clear"/>
               </w:rPr>
             </w:pPr>
             <w:r>
@@ -15180,7 +15384,6 @@
               <w:rPr>
                 <w:spacing w:val="0"/>
                 <w:position w:val="0"/>
-                <w:shd w:fill="auto" w:val="clear"/>
               </w:rPr>
             </w:pPr>
             <w:r>
@@ -15233,7 +15436,6 @@
               <w:rPr>
                 <w:spacing w:val="0"/>
                 <w:position w:val="0"/>
-                <w:shd w:fill="auto" w:val="clear"/>
               </w:rPr>
             </w:pPr>
             <w:r>
@@ -15281,7 +15483,6 @@
               <w:rPr>
                 <w:spacing w:val="0"/>
                 <w:position w:val="0"/>
-                <w:shd w:fill="auto" w:val="clear"/>
               </w:rPr>
             </w:pPr>
             <w:r>
@@ -15322,7 +15523,6 @@
               <w:rPr>
                 <w:spacing w:val="0"/>
                 <w:position w:val="0"/>
-                <w:shd w:fill="auto" w:val="clear"/>
               </w:rPr>
             </w:pPr>
             <w:r>
@@ -15375,7 +15575,6 @@
               <w:rPr>
                 <w:spacing w:val="0"/>
                 <w:position w:val="0"/>
-                <w:shd w:fill="auto" w:val="clear"/>
               </w:rPr>
             </w:pPr>
             <w:r>
@@ -15423,7 +15622,6 @@
               <w:rPr>
                 <w:spacing w:val="0"/>
                 <w:position w:val="0"/>
-                <w:shd w:fill="auto" w:val="clear"/>
               </w:rPr>
             </w:pPr>
             <w:r>
@@ -15464,7 +15662,6 @@
               <w:rPr>
                 <w:spacing w:val="0"/>
                 <w:position w:val="0"/>
-                <w:shd w:fill="auto" w:val="clear"/>
               </w:rPr>
             </w:pPr>
             <w:r>
@@ -15517,7 +15714,6 @@
               <w:rPr>
                 <w:spacing w:val="0"/>
                 <w:position w:val="0"/>
-                <w:shd w:fill="auto" w:val="clear"/>
               </w:rPr>
             </w:pPr>
             <w:r>

--- a/Specificatii_proiectare.docx
+++ b/Specificatii_proiectare.docx
@@ -3158,7 +3158,7 @@
           <w:sz w:val="22"/>
           <w:shd w:fill="auto" w:val="clear"/>
         </w:rPr>
-        <w:t xml:space="preserve">In document s</w:t>
+        <w:t xml:space="preserve">In document sunt prezentate arhitectura general</w:t>
       </w:r>
       <w:r>
         <w:rPr>
@@ -3169,7 +3169,7 @@
           <w:sz w:val="22"/>
           <w:shd w:fill="auto" w:val="clear"/>
         </w:rPr>
-        <w:t xml:space="preserve">unt prezentate arhitectura generală a sistemului, infrastructura mecanică și electronică, interfața de comandă, precum și scenariile operaționale.</w:t>
+        <w:t xml:space="preserve">ă a sistemului, infrastructura mecanică și electronică, interfața de comandă, precum și scenariile operaționale.</w:t>
       </w:r>
     </w:p>
     <w:p>
@@ -3207,18 +3207,7 @@
           <w:sz w:val="22"/>
           <w:shd w:fill="auto" w:val="clear"/>
         </w:rPr>
-        <w:t xml:space="preserve">ționare cu motoare pas cu pas, a platformei de control bazate pe microcontroler și a mecanismelor de alimentare și siguranță</w:t>
-      </w:r>
-      <w:r>
-        <w:rPr>
-          <w:rFonts w:ascii="Arial" w:hAnsi="Arial" w:cs="Arial" w:eastAsia="Arial"/>
-          <w:color w:val="auto"/>
-          <w:spacing w:val="0"/>
-          <w:position w:val="0"/>
-          <w:sz w:val="22"/>
-          <w:shd w:fill="auto" w:val="clear"/>
-        </w:rPr>
-        <w:t xml:space="preserve">.</w:t>
+        <w:t xml:space="preserve">ționare cu motoare pas cu pas, a platformei de control bazate pe microcontroler și a mecanismelor de alimentare și siguranță.</w:t>
       </w:r>
     </w:p>
     <w:p>
@@ -3256,18 +3245,7 @@
           <w:sz w:val="22"/>
           <w:shd w:fill="auto" w:val="clear"/>
         </w:rPr>
-        <w:t xml:space="preserve">țiilor prezentate, documentul este destinat exclusiv utilizării academice și tehnice</w:t>
-      </w:r>
-      <w:r>
-        <w:rPr>
-          <w:rFonts w:ascii="Arial" w:hAnsi="Arial" w:cs="Arial" w:eastAsia="Arial"/>
-          <w:color w:val="auto"/>
-          <w:spacing w:val="0"/>
-          <w:position w:val="0"/>
-          <w:sz w:val="22"/>
-          <w:shd w:fill="auto" w:val="clear"/>
-        </w:rPr>
-        <w:t xml:space="preserve">.</w:t>
+        <w:t xml:space="preserve">țiilor prezentate, documentul este destinat exclusiv utilizării academice și tehnice.</w:t>
       </w:r>
     </w:p>
     <w:p>
@@ -3362,7 +3340,7 @@
           <w:sz w:val="22"/>
           <w:shd w:fill="auto" w:val="clear"/>
         </w:rPr>
-        <w:t xml:space="preserve">Scopul prezentului Document de Proiectare a Sistemului este de a defini în mod clar arhitectura </w:t>
+        <w:t xml:space="preserve">Scopul documentului este de a defini în mod clar arhitectura </w:t>
       </w:r>
       <w:r>
         <w:rPr>
@@ -3410,29 +3388,7 @@
           <w:sz w:val="22"/>
           <w:shd w:fill="auto" w:val="clear"/>
         </w:rPr>
-        <w:t xml:space="preserve">ționale și principiile de proiectare utilizate. Documentul servește drept ghid tehnic pe parcursul etapelor de implementare, testare și optimizare, fiind actualizat incremental </w:t>
-      </w:r>
-      <w:r>
-        <w:rPr>
-          <w:rFonts w:ascii="Arial" w:hAnsi="Arial" w:cs="Arial" w:eastAsia="Arial"/>
-          <w:color w:val="auto"/>
-          <w:spacing w:val="0"/>
-          <w:position w:val="0"/>
-          <w:sz w:val="22"/>
-          <w:shd w:fill="auto" w:val="clear"/>
-        </w:rPr>
-        <w:t xml:space="preserve">in func</w:t>
-      </w:r>
-      <w:r>
-        <w:rPr>
-          <w:rFonts w:ascii="Arial" w:hAnsi="Arial" w:cs="Arial" w:eastAsia="Arial"/>
-          <w:color w:val="auto"/>
-          <w:spacing w:val="0"/>
-          <w:position w:val="0"/>
-          <w:sz w:val="22"/>
-          <w:shd w:fill="auto" w:val="clear"/>
-        </w:rPr>
-        <w:t xml:space="preserve">ție de evoluția proiectului și de rezultatele obținute </w:t>
+        <w:t xml:space="preserve">ționale și principiile de proiectare utilizate. Documentul servește drept ghid tehnic pe parcursul etapelor de implementare, testare și optimizare, fiind actualizat incremental in funcție de evoluția proiectului și de rezultatele obținute </w:t>
       </w:r>
       <w:r>
         <w:rPr>
@@ -3490,31 +3446,7 @@
           <w:sz w:val="36"/>
           <w:shd w:fill="auto" w:val="clear"/>
         </w:rPr>
-        <w:t xml:space="preserve">ă</w:t>
-      </w:r>
-      <w:r>
-        <w:rPr>
-          <w:rFonts w:ascii="Calibri" w:hAnsi="Calibri" w:cs="Calibri" w:eastAsia="Calibri"/>
-          <w:b/>
-          <w:color w:val="auto"/>
-          <w:spacing w:val="0"/>
-          <w:position w:val="0"/>
-          <w:sz w:val="36"/>
-          <w:shd w:fill="auto" w:val="clear"/>
-        </w:rPr>
-        <w:t xml:space="preserve"> </w:t>
-      </w:r>
-      <w:r>
-        <w:rPr>
-          <w:rFonts w:ascii="Calibri" w:hAnsi="Calibri" w:cs="Calibri" w:eastAsia="Calibri"/>
-          <w:b/>
-          <w:color w:val="auto"/>
-          <w:spacing w:val="0"/>
-          <w:position w:val="0"/>
-          <w:sz w:val="36"/>
-          <w:shd w:fill="auto" w:val="clear"/>
-        </w:rPr>
-        <w:t xml:space="preserve">și abordări de proiectare</w:t>
+        <w:t xml:space="preserve">ă și abordări de proiectare</w:t>
       </w:r>
     </w:p>
     <w:p>
@@ -3700,7 +3632,7 @@
           <w:sz w:val="22"/>
           <w:shd w:fill="FFFFFF" w:val="clear"/>
         </w:rPr>
-        <w:t xml:space="preserve">Arhitectura sistemului are 2 componente. Componenta hardware este reprezentata de componenetele structurale si cele electronice(Arduino). Iar componenta Software este conceputa in principal din programul care controleaza sistemul prin codul G si cel care asigura incalzirea corecta a firului de taiere.</w:t>
+        <w:t xml:space="preserve">Arhitectura sistemului are 2 componente. Componenta hardware este reprezentata de componenetele structurale si cele electronice(Arduino). Iar componenta Software este conceputa in principal din programul care controleaza miscarea pe 2 axe a sistemului prin codul G si cel care asigura incalzirea corecta a firului de taiere.</w:t>
       </w:r>
     </w:p>
     <w:p>
@@ -3815,17 +3747,6 @@
         <w:ind w:right="0" w:left="0" w:firstLine="0"/>
         <w:jc w:val="left"/>
         <w:rPr>
-          <w:rFonts w:ascii="Arial" w:hAnsi="Arial" w:cs="Arial" w:eastAsia="Arial"/>
-          <w:i/>
-          <w:color w:val="0000FF"/>
-          <w:spacing w:val="0"/>
-          <w:position w:val="0"/>
-          <w:sz w:val="24"/>
-          <w:shd w:fill="auto" w:val="clear"/>
-        </w:rPr>
-      </w:pPr>
-      <w:r>
-        <w:rPr>
           <w:rFonts w:ascii="Segoe UI" w:hAnsi="Segoe UI" w:cs="Segoe UI" w:eastAsia="Segoe UI"/>
           <w:color w:val="0D0D0D"/>
           <w:spacing w:val="0"/>
@@ -3833,7 +3754,70 @@
           <w:sz w:val="22"/>
           <w:shd w:fill="FFFFFF" w:val="clear"/>
         </w:rPr>
-        <w:t xml:space="preserve">Pentru utilizarea sistemului este necesara alimentare de la priza cu curent alternativ 220~ V 50 HZ, si conectarea placii Arduino la un computer care contine codul g, il interpreteaza si trimite comenzi clare placii arduino</w:t>
+      </w:pPr>
+      <w:r>
+        <w:rPr>
+          <w:rFonts w:ascii="Segoe UI" w:hAnsi="Segoe UI" w:cs="Segoe UI" w:eastAsia="Segoe UI"/>
+          <w:color w:val="0D0D0D"/>
+          <w:spacing w:val="0"/>
+          <w:position w:val="0"/>
+          <w:sz w:val="22"/>
+          <w:shd w:fill="FFFFFF" w:val="clear"/>
+        </w:rPr>
+        <w:t xml:space="preserve">Pentru utilizarea sistemului este necesara alimentare de la priza cu curent alternativ 220~ V 50 HZ si un calculator/laptop care sa se conecteze printr-un cablu usb la placa Arduino.</w:t>
+      </w:r>
+    </w:p>
+    <w:p>
+      <w:pPr>
+        <w:spacing w:before="120" w:after="120" w:line="240"/>
+        <w:ind w:right="0" w:left="0" w:firstLine="0"/>
+        <w:jc w:val="left"/>
+        <w:rPr>
+          <w:rFonts w:ascii="Segoe UI" w:hAnsi="Segoe UI" w:cs="Segoe UI" w:eastAsia="Segoe UI"/>
+          <w:color w:val="0D0D0D"/>
+          <w:spacing w:val="0"/>
+          <w:position w:val="0"/>
+          <w:sz w:val="22"/>
+          <w:shd w:fill="FFFFFF" w:val="clear"/>
+        </w:rPr>
+      </w:pPr>
+      <w:r>
+        <w:rPr>
+          <w:rFonts w:ascii="Segoe UI" w:hAnsi="Segoe UI" w:cs="Segoe UI" w:eastAsia="Segoe UI"/>
+          <w:color w:val="0D0D0D"/>
+          <w:spacing w:val="0"/>
+          <w:position w:val="0"/>
+          <w:sz w:val="22"/>
+          <w:shd w:fill="FFFFFF" w:val="clear"/>
+        </w:rPr>
+        <w:t xml:space="preserve">Calculatorul trebuie sa aibe instalat mediul de dezvoltare Arduino IDE si libraria Arduino GRBL necesara pentru intepretarea codului G. Pentru trimiterea comenzilor catre placa arduino este necesara platforma UGS(Universal Gcode Sender). Toate aceste programe sunt compatibile cu Windows, Linux, macOS pe ambele dintre cele mai populare arhitecturi de procesoare X86 si ARM.</w:t>
+      </w:r>
+    </w:p>
+    <w:p>
+      <w:pPr>
+        <w:spacing w:before="120" w:after="120" w:line="240"/>
+        <w:ind w:right="0" w:left="0" w:firstLine="0"/>
+        <w:jc w:val="left"/>
+        <w:rPr>
+          <w:rFonts w:ascii="Arial" w:hAnsi="Arial" w:cs="Arial" w:eastAsia="Arial"/>
+          <w:i/>
+          <w:color w:val="0000FF"/>
+          <w:spacing w:val="0"/>
+          <w:position w:val="0"/>
+          <w:sz w:val="24"/>
+          <w:shd w:fill="auto" w:val="clear"/>
+        </w:rPr>
+      </w:pPr>
+      <w:r>
+        <w:rPr>
+          <w:rFonts w:ascii="Segoe UI" w:hAnsi="Segoe UI" w:cs="Segoe UI" w:eastAsia="Segoe UI"/>
+          <w:color w:val="0D0D0D"/>
+          <w:spacing w:val="0"/>
+          <w:position w:val="0"/>
+          <w:sz w:val="22"/>
+          <w:shd w:fill="FFFFFF" w:val="clear"/>
+        </w:rPr>
+        <w:t xml:space="preserve">Se asuma faptul ca utilizatorii sistemului au cunostinte de baza in domeniul electronicii si al automatizarilor. Acestia ar trebuii sa fie capabili sa inteleaga principiile de functionare ale motoarelor pas cu pas, ale sistemelor CNC si sa poata efectua proceduri de calibrare necesare dupa functionarea indelungata a sistemului.</w:t>
       </w:r>
     </w:p>
     <w:p>
@@ -4621,6 +4605,267 @@
           <w:shd w:fill="auto" w:val="clear"/>
         </w:rPr>
       </w:pPr>
+      <w:r>
+        <w:rPr>
+          <w:rFonts w:ascii="Arial" w:hAnsi="Arial" w:cs="Arial" w:eastAsia="Arial"/>
+          <w:color w:val="auto"/>
+          <w:spacing w:val="0"/>
+          <w:position w:val="0"/>
+          <w:sz w:val="22"/>
+          <w:shd w:fill="auto" w:val="clear"/>
+        </w:rPr>
+        <w:t xml:space="preserve">Proiectarea sistemului a fost influen</w:t>
+      </w:r>
+      <w:r>
+        <w:rPr>
+          <w:rFonts w:ascii="Arial" w:hAnsi="Arial" w:cs="Arial" w:eastAsia="Arial"/>
+          <w:color w:val="auto"/>
+          <w:spacing w:val="0"/>
+          <w:position w:val="0"/>
+          <w:sz w:val="22"/>
+          <w:shd w:fill="auto" w:val="clear"/>
+        </w:rPr>
+        <w:t xml:space="preserve">țată semnificativ de limitările impuse de mediul hardware utilizat, </w:t>
+      </w:r>
+      <w:r>
+        <w:rPr>
+          <w:rFonts w:ascii="Arial" w:hAnsi="Arial" w:cs="Arial" w:eastAsia="Arial"/>
+          <w:color w:val="auto"/>
+          <w:spacing w:val="0"/>
+          <w:position w:val="0"/>
+          <w:sz w:val="22"/>
+          <w:shd w:fill="auto" w:val="clear"/>
+        </w:rPr>
+        <w:t xml:space="preserve">în special de resursele pl</w:t>
+      </w:r>
+      <w:r>
+        <w:rPr>
+          <w:rFonts w:ascii="Arial" w:hAnsi="Arial" w:cs="Arial" w:eastAsia="Arial"/>
+          <w:color w:val="auto"/>
+          <w:spacing w:val="0"/>
+          <w:position w:val="0"/>
+          <w:sz w:val="22"/>
+          <w:shd w:fill="auto" w:val="clear"/>
+        </w:rPr>
+        <w:t xml:space="preserve">ăcii Arduino Uno, care dispune de memorie și putere de procesare reduse. Aceste constr</w:t>
+      </w:r>
+      <w:r>
+        <w:rPr>
+          <w:rFonts w:ascii="Arial" w:hAnsi="Arial" w:cs="Arial" w:eastAsia="Arial"/>
+          <w:color w:val="auto"/>
+          <w:spacing w:val="0"/>
+          <w:position w:val="0"/>
+          <w:sz w:val="22"/>
+          <w:shd w:fill="auto" w:val="clear"/>
+        </w:rPr>
+        <w:t xml:space="preserve">ângeri au impus utilizarea unui firmware optimizat, precum GRBL, </w:t>
+      </w:r>
+      <w:r>
+        <w:rPr>
+          <w:rFonts w:ascii="Arial" w:hAnsi="Arial" w:cs="Arial" w:eastAsia="Arial"/>
+          <w:color w:val="auto"/>
+          <w:spacing w:val="0"/>
+          <w:position w:val="0"/>
+          <w:sz w:val="22"/>
+          <w:shd w:fill="auto" w:val="clear"/>
+        </w:rPr>
+        <w:t xml:space="preserve">și simplificarea funcțiilor software</w:t>
+      </w:r>
+      <w:r>
+        <w:rPr>
+          <w:rFonts w:ascii="Arial" w:hAnsi="Arial" w:cs="Arial" w:eastAsia="Arial"/>
+          <w:color w:val="auto"/>
+          <w:spacing w:val="0"/>
+          <w:position w:val="0"/>
+          <w:sz w:val="22"/>
+          <w:shd w:fill="auto" w:val="clear"/>
+        </w:rPr>
+        <w:t xml:space="preserve">.</w:t>
+      </w:r>
+    </w:p>
+    <w:p>
+      <w:pPr>
+        <w:spacing w:before="120" w:after="120" w:line="240"/>
+        <w:ind w:right="0" w:left="0" w:firstLine="0"/>
+        <w:jc w:val="left"/>
+        <w:rPr>
+          <w:rFonts w:ascii="Arial" w:hAnsi="Arial" w:cs="Arial" w:eastAsia="Arial"/>
+          <w:color w:val="auto"/>
+          <w:spacing w:val="0"/>
+          <w:position w:val="0"/>
+          <w:sz w:val="22"/>
+          <w:shd w:fill="auto" w:val="clear"/>
+        </w:rPr>
+      </w:pPr>
+      <w:r>
+        <w:rPr>
+          <w:rFonts w:ascii="Arial" w:hAnsi="Arial" w:cs="Arial" w:eastAsia="Arial"/>
+          <w:color w:val="auto"/>
+          <w:spacing w:val="0"/>
+          <w:position w:val="0"/>
+          <w:sz w:val="22"/>
+          <w:shd w:fill="auto" w:val="clear"/>
+        </w:rPr>
+        <w:t xml:space="preserve">Compatibilitatea cu CNC Shield v3 a determinat adoptarea unei arhitecturi bazate pe semnale STEP/DIR și pe drivere dedicate pentru motoare pas cu pas. Această alegere limitează extinderea sistemului către configurații mai complexe, precum controlul </w:t>
+      </w:r>
+      <w:r>
+        <w:rPr>
+          <w:rFonts w:ascii="Arial" w:hAnsi="Arial" w:cs="Arial" w:eastAsia="Arial"/>
+          <w:color w:val="auto"/>
+          <w:spacing w:val="0"/>
+          <w:position w:val="0"/>
+          <w:sz w:val="22"/>
+          <w:shd w:fill="auto" w:val="clear"/>
+        </w:rPr>
+        <w:t xml:space="preserve">în bucl</w:t>
+      </w:r>
+      <w:r>
+        <w:rPr>
+          <w:rFonts w:ascii="Arial" w:hAnsi="Arial" w:cs="Arial" w:eastAsia="Arial"/>
+          <w:color w:val="auto"/>
+          <w:spacing w:val="0"/>
+          <w:position w:val="0"/>
+          <w:sz w:val="22"/>
+          <w:shd w:fill="auto" w:val="clear"/>
+        </w:rPr>
+        <w:t xml:space="preserve">ă </w:t>
+      </w:r>
+      <w:r>
+        <w:rPr>
+          <w:rFonts w:ascii="Arial" w:hAnsi="Arial" w:cs="Arial" w:eastAsia="Arial"/>
+          <w:color w:val="auto"/>
+          <w:spacing w:val="0"/>
+          <w:position w:val="0"/>
+          <w:sz w:val="22"/>
+          <w:shd w:fill="auto" w:val="clear"/>
+        </w:rPr>
+        <w:t xml:space="preserve">închis</w:t>
+      </w:r>
+      <w:r>
+        <w:rPr>
+          <w:rFonts w:ascii="Arial" w:hAnsi="Arial" w:cs="Arial" w:eastAsia="Arial"/>
+          <w:color w:val="auto"/>
+          <w:spacing w:val="0"/>
+          <w:position w:val="0"/>
+          <w:sz w:val="22"/>
+          <w:shd w:fill="auto" w:val="clear"/>
+        </w:rPr>
+        <w:t xml:space="preserve">ă sau integrarea nativă a comunicațiilor de rețea, influenț</w:t>
+      </w:r>
+      <w:r>
+        <w:rPr>
+          <w:rFonts w:ascii="Arial" w:hAnsi="Arial" w:cs="Arial" w:eastAsia="Arial"/>
+          <w:color w:val="auto"/>
+          <w:spacing w:val="0"/>
+          <w:position w:val="0"/>
+          <w:sz w:val="22"/>
+          <w:shd w:fill="auto" w:val="clear"/>
+        </w:rPr>
+        <w:t xml:space="preserve">ând astfel flexibilitatea viitoare a platformei.</w:t>
+      </w:r>
+    </w:p>
+    <w:p>
+      <w:pPr>
+        <w:spacing w:before="120" w:after="120" w:line="240"/>
+        <w:ind w:right="0" w:left="0" w:firstLine="0"/>
+        <w:jc w:val="left"/>
+        <w:rPr>
+          <w:rFonts w:ascii="Arial" w:hAnsi="Arial" w:cs="Arial" w:eastAsia="Arial"/>
+          <w:color w:val="auto"/>
+          <w:spacing w:val="0"/>
+          <w:position w:val="0"/>
+          <w:sz w:val="22"/>
+          <w:shd w:fill="auto" w:val="clear"/>
+        </w:rPr>
+      </w:pPr>
+      <w:r>
+        <w:rPr>
+          <w:rFonts w:ascii="Arial" w:hAnsi="Arial" w:cs="Arial" w:eastAsia="Arial"/>
+          <w:color w:val="auto"/>
+          <w:spacing w:val="0"/>
+          <w:position w:val="0"/>
+          <w:sz w:val="22"/>
+          <w:shd w:fill="auto" w:val="clear"/>
+        </w:rPr>
+        <w:t xml:space="preserve">Un factor important în proiectare a fost men</w:t>
+      </w:r>
+      <w:r>
+        <w:rPr>
+          <w:rFonts w:ascii="Arial" w:hAnsi="Arial" w:cs="Arial" w:eastAsia="Arial"/>
+          <w:color w:val="auto"/>
+          <w:spacing w:val="0"/>
+          <w:position w:val="0"/>
+          <w:sz w:val="22"/>
+          <w:shd w:fill="auto" w:val="clear"/>
+        </w:rPr>
+        <w:t xml:space="preserve">ținerea unui cost redus al sistemului, pentru a-l face accesibil mediului educațional și utilizatorilor individuali. Această constr</w:t>
+      </w:r>
+      <w:r>
+        <w:rPr>
+          <w:rFonts w:ascii="Arial" w:hAnsi="Arial" w:cs="Arial" w:eastAsia="Arial"/>
+          <w:color w:val="auto"/>
+          <w:spacing w:val="0"/>
+          <w:position w:val="0"/>
+          <w:sz w:val="22"/>
+          <w:shd w:fill="auto" w:val="clear"/>
+        </w:rPr>
+        <w:t xml:space="preserve">ângere a orientat solu</w:t>
+      </w:r>
+      <w:r>
+        <w:rPr>
+          <w:rFonts w:ascii="Arial" w:hAnsi="Arial" w:cs="Arial" w:eastAsia="Arial"/>
+          <w:color w:val="auto"/>
+          <w:spacing w:val="0"/>
+          <w:position w:val="0"/>
+          <w:sz w:val="22"/>
+          <w:shd w:fill="auto" w:val="clear"/>
+        </w:rPr>
+        <w:t xml:space="preserve">ția către utilizarea unor componente comerciale standard și open-source</w:t>
+      </w:r>
+      <w:r>
+        <w:rPr>
+          <w:rFonts w:ascii="Arial" w:hAnsi="Arial" w:cs="Arial" w:eastAsia="Arial"/>
+          <w:color w:val="auto"/>
+          <w:spacing w:val="0"/>
+          <w:position w:val="0"/>
+          <w:sz w:val="22"/>
+          <w:shd w:fill="auto" w:val="clear"/>
+        </w:rPr>
+        <w:t xml:space="preserve"> sau in cazul unor componente fizice, folosirea unor modele simple create prin imprimarea 3D,</w:t>
+      </w:r>
+      <w:r>
+        <w:rPr>
+          <w:rFonts w:ascii="Arial" w:hAnsi="Arial" w:cs="Arial" w:eastAsia="Arial"/>
+          <w:color w:val="auto"/>
+          <w:spacing w:val="0"/>
+          <w:position w:val="0"/>
+          <w:sz w:val="22"/>
+          <w:shd w:fill="auto" w:val="clear"/>
+        </w:rPr>
+        <w:t xml:space="preserve"> influenț</w:t>
+      </w:r>
+      <w:r>
+        <w:rPr>
+          <w:rFonts w:ascii="Arial" w:hAnsi="Arial" w:cs="Arial" w:eastAsia="Arial"/>
+          <w:color w:val="auto"/>
+          <w:spacing w:val="0"/>
+          <w:position w:val="0"/>
+          <w:sz w:val="22"/>
+          <w:shd w:fill="auto" w:val="clear"/>
+        </w:rPr>
+        <w:t xml:space="preserve">ând nivelul de performan</w:t>
+      </w:r>
+      <w:r>
+        <w:rPr>
+          <w:rFonts w:ascii="Arial" w:hAnsi="Arial" w:cs="Arial" w:eastAsia="Arial"/>
+          <w:color w:val="auto"/>
+          <w:spacing w:val="0"/>
+          <w:position w:val="0"/>
+          <w:sz w:val="22"/>
+          <w:shd w:fill="auto" w:val="clear"/>
+        </w:rPr>
+        <w:t xml:space="preserve">ță și gradul de extindere posibil al sistemului.</w:t>
+      </w:r>
     </w:p>
     <w:p>
       <w:pPr>
@@ -4739,19 +4984,7 @@
           <w:sz w:val="36"/>
           <w:shd w:fill="auto" w:val="clear"/>
         </w:rPr>
-        <w:t xml:space="preserve">ț</w:t>
-      </w:r>
-      <w:r>
-        <w:rPr>
-          <w:rFonts w:ascii="Calibri" w:hAnsi="Calibri" w:cs="Calibri" w:eastAsia="Calibri"/>
-          <w:b/>
-          <w:color w:val="auto"/>
-          <w:spacing w:val="0"/>
-          <w:position w:val="0"/>
-          <w:sz w:val="36"/>
-          <w:shd w:fill="auto" w:val="clear"/>
-        </w:rPr>
-        <w:t xml:space="preserve">iii de proiectare</w:t>
+        <w:t xml:space="preserve">țiii de proiectare</w:t>
       </w:r>
     </w:p>
     <w:p>
@@ -4860,19 +5093,7 @@
           <w:sz w:val="32"/>
           <w:shd w:fill="auto" w:val="clear"/>
         </w:rPr>
-        <w:t xml:space="preserve">ș</w:t>
-      </w:r>
-      <w:r>
-        <w:rPr>
-          <w:rFonts w:ascii="Calibri" w:hAnsi="Calibri" w:cs="Calibri" w:eastAsia="Calibri"/>
-          <w:b/>
-          <w:color w:val="auto"/>
-          <w:spacing w:val="0"/>
-          <w:position w:val="0"/>
-          <w:sz w:val="32"/>
-          <w:shd w:fill="auto" w:val="clear"/>
-        </w:rPr>
-        <w:t xml:space="preserve">i linii directoare (ghiduri)</w:t>
+        <w:t xml:space="preserve">și linii directoare (ghiduri)</w:t>
       </w:r>
     </w:p>
     <w:p>
@@ -5641,7 +5862,19 @@
           <w:sz w:val="24"/>
           <w:shd w:fill="auto" w:val="clear"/>
         </w:rPr>
-        <w:t xml:space="preserve"> Planuri viitoare pentru extinderea sau îmbun</w:t>
+        <w:t xml:space="preserve"> Planuri viitoare pentru extinderea sau </w:t>
+      </w:r>
+      <w:r>
+        <w:rPr>
+          <w:rFonts w:ascii="Arial" w:hAnsi="Arial" w:cs="Arial" w:eastAsia="Arial"/>
+          <w:i/>
+          <w:color w:val="0000FF"/>
+          <w:spacing w:val="0"/>
+          <w:position w:val="0"/>
+          <w:sz w:val="24"/>
+          <w:shd w:fill="auto" w:val="clear"/>
+        </w:rPr>
+        <w:t xml:space="preserve">îmbun</w:t>
       </w:r>
       <w:r>
         <w:rPr>
@@ -6254,19 +6487,7 @@
           <w:sz w:val="36"/>
           <w:shd w:fill="auto" w:val="clear"/>
         </w:rPr>
-        <w:t xml:space="preserve">ș</w:t>
-      </w:r>
-      <w:r>
-        <w:rPr>
-          <w:rFonts w:ascii="Calibri" w:hAnsi="Calibri" w:cs="Calibri" w:eastAsia="Calibri"/>
-          <w:b/>
-          <w:color w:val="auto"/>
-          <w:spacing w:val="0"/>
-          <w:position w:val="0"/>
-          <w:sz w:val="36"/>
-          <w:shd w:fill="auto" w:val="clear"/>
-        </w:rPr>
-        <w:t xml:space="preserve">i Proiectarea Arhitecturii</w:t>
+        <w:t xml:space="preserve">și Proiectarea Arhitecturii</w:t>
       </w:r>
     </w:p>
     <w:p>
@@ -6869,19 +7090,7 @@
           <w:sz w:val="32"/>
           <w:shd w:fill="auto" w:val="clear"/>
         </w:rPr>
-        <w:t xml:space="preserve">ă</w:t>
-      </w:r>
-      <w:r>
-        <w:rPr>
-          <w:rFonts w:ascii="Calibri" w:hAnsi="Calibri" w:cs="Calibri" w:eastAsia="Calibri"/>
-          <w:b/>
-          <w:color w:val="auto"/>
-          <w:spacing w:val="0"/>
-          <w:position w:val="0"/>
-          <w:sz w:val="32"/>
-          <w:shd w:fill="auto" w:val="clear"/>
-        </w:rPr>
-        <w:t xml:space="preserve"> hardware</w:t>
+        <w:t xml:space="preserve">ă hardware</w:t>
       </w:r>
     </w:p>
     <w:p>
@@ -7014,19 +7223,7 @@
           <w:sz w:val="32"/>
           <w:shd w:fill="auto" w:val="clear"/>
         </w:rPr>
-        <w:t xml:space="preserve">ă</w:t>
-      </w:r>
-      <w:r>
-        <w:rPr>
-          <w:rFonts w:ascii="Calibri" w:hAnsi="Calibri" w:cs="Calibri" w:eastAsia="Calibri"/>
-          <w:b/>
-          <w:color w:val="auto"/>
-          <w:spacing w:val="0"/>
-          <w:position w:val="0"/>
-          <w:sz w:val="32"/>
-          <w:shd w:fill="auto" w:val="clear"/>
-        </w:rPr>
-        <w:t xml:space="preserve"> software</w:t>
+        <w:t xml:space="preserve">ă software</w:t>
       </w:r>
     </w:p>
     <w:p>
@@ -7579,19 +7776,7 @@
           <w:sz w:val="32"/>
           <w:shd w:fill="auto" w:val="clear"/>
         </w:rPr>
-        <w:t xml:space="preserve">ț</w:t>
-      </w:r>
-      <w:r>
-        <w:rPr>
-          <w:rFonts w:ascii="Calibri" w:hAnsi="Calibri" w:cs="Calibri" w:eastAsia="Calibri"/>
-          <w:b/>
-          <w:color w:val="auto"/>
-          <w:spacing w:val="0"/>
-          <w:position w:val="0"/>
-          <w:sz w:val="32"/>
-          <w:shd w:fill="auto" w:val="clear"/>
-        </w:rPr>
-        <w:t xml:space="preserve">iilor</w:t>
+        <w:t xml:space="preserve">țiilor</w:t>
       </w:r>
     </w:p>
     <w:p>
@@ -7779,19 +7964,7 @@
           <w:sz w:val="32"/>
           <w:shd w:fill="auto" w:val="clear"/>
         </w:rPr>
-        <w:t xml:space="preserve">ț</w:t>
-      </w:r>
-      <w:r>
-        <w:rPr>
-          <w:rFonts w:ascii="Calibri" w:hAnsi="Calibri" w:cs="Calibri" w:eastAsia="Calibri"/>
-          <w:b/>
-          <w:color w:val="auto"/>
-          <w:spacing w:val="0"/>
-          <w:position w:val="0"/>
-          <w:sz w:val="32"/>
-          <w:shd w:fill="auto" w:val="clear"/>
-        </w:rPr>
-        <w:t xml:space="preserve">ii interne</w:t>
+        <w:t xml:space="preserve">ții interne</w:t>
       </w:r>
     </w:p>
     <w:p>
@@ -7988,19 +8161,7 @@
           <w:sz w:val="32"/>
           <w:shd w:fill="auto" w:val="clear"/>
         </w:rPr>
-        <w:t xml:space="preserve">ă</w:t>
-      </w:r>
-      <w:r>
-        <w:rPr>
-          <w:rFonts w:ascii="Calibri" w:hAnsi="Calibri" w:cs="Calibri" w:eastAsia="Calibri"/>
-          <w:b/>
-          <w:color w:val="auto"/>
-          <w:spacing w:val="0"/>
-          <w:position w:val="0"/>
-          <w:sz w:val="32"/>
-          <w:shd w:fill="auto" w:val="clear"/>
-        </w:rPr>
-        <w:t xml:space="preserve"> a sistemului</w:t>
+        <w:t xml:space="preserve">ă a sistemului</w:t>
       </w:r>
     </w:p>
     <w:p>
@@ -8242,19 +8403,7 @@
           <w:sz w:val="28"/>
           <w:shd w:fill="auto" w:val="clear"/>
         </w:rPr>
-        <w:t xml:space="preserve">ș</w:t>
-      </w:r>
-      <w:r>
-        <w:rPr>
-          <w:rFonts w:ascii="Calibri" w:hAnsi="Calibri" w:cs="Calibri" w:eastAsia="Calibri"/>
-          <w:b/>
-          <w:color w:val="auto"/>
-          <w:spacing w:val="0"/>
-          <w:position w:val="0"/>
-          <w:sz w:val="28"/>
-          <w:shd w:fill="auto" w:val="clear"/>
-        </w:rPr>
-        <w:t xml:space="preserve">i structuri de date rezultante</w:t>
+        <w:t xml:space="preserve">și structuri de date rezultante</w:t>
       </w:r>
     </w:p>
     <w:p>
@@ -8351,31 +8500,7 @@
           <w:sz w:val="28"/>
           <w:shd w:fill="auto" w:val="clear"/>
         </w:rPr>
-        <w:t xml:space="preserve">ș</w:t>
-      </w:r>
-      <w:r>
-        <w:rPr>
-          <w:rFonts w:ascii="Calibri" w:hAnsi="Calibri" w:cs="Calibri" w:eastAsia="Calibri"/>
-          <w:b/>
-          <w:color w:val="auto"/>
-          <w:spacing w:val="0"/>
-          <w:position w:val="0"/>
-          <w:sz w:val="28"/>
-          <w:shd w:fill="auto" w:val="clear"/>
-        </w:rPr>
-        <w:t xml:space="preserve">iere </w:t>
-      </w:r>
-      <w:r>
-        <w:rPr>
-          <w:rFonts w:ascii="Calibri" w:hAnsi="Calibri" w:cs="Calibri" w:eastAsia="Calibri"/>
-          <w:b/>
-          <w:color w:val="auto"/>
-          <w:spacing w:val="0"/>
-          <w:position w:val="0"/>
-          <w:sz w:val="28"/>
-          <w:shd w:fill="auto" w:val="clear"/>
-        </w:rPr>
-        <w:t xml:space="preserve">și baze de date</w:t>
+        <w:t xml:space="preserve">șiere și baze de date</w:t>
       </w:r>
     </w:p>
     <w:p>
@@ -8557,19 +8682,7 @@
           <w:sz w:val="26"/>
           <w:shd w:fill="auto" w:val="clear"/>
         </w:rPr>
-        <w:t xml:space="preserve">ș</w:t>
-      </w:r>
-      <w:r>
-        <w:rPr>
-          <w:rFonts w:ascii="Calibri" w:hAnsi="Calibri" w:cs="Calibri" w:eastAsia="Calibri"/>
-          <w:b/>
-          <w:color w:val="auto"/>
-          <w:spacing w:val="0"/>
-          <w:position w:val="0"/>
-          <w:sz w:val="26"/>
-          <w:shd w:fill="auto" w:val="clear"/>
-        </w:rPr>
-        <w:t xml:space="preserve">iere non-DBMS</w:t>
+        <w:t xml:space="preserve">șiere non-DBMS</w:t>
       </w:r>
     </w:p>
     <w:p>
@@ -9010,19 +9123,7 @@
           <w:sz w:val="32"/>
           <w:shd w:fill="auto" w:val="clear"/>
         </w:rPr>
-        <w:t xml:space="preserve">ț</w:t>
-      </w:r>
-      <w:r>
-        <w:rPr>
-          <w:rFonts w:ascii="Calibri" w:hAnsi="Calibri" w:cs="Calibri" w:eastAsia="Calibri"/>
-          <w:b/>
-          <w:color w:val="auto"/>
-          <w:spacing w:val="0"/>
-          <w:position w:val="0"/>
-          <w:sz w:val="32"/>
-          <w:shd w:fill="auto" w:val="clear"/>
-        </w:rPr>
-        <w:t xml:space="preserve">e utilizator</w:t>
+        <w:t xml:space="preserve">țe utilizator</w:t>
       </w:r>
     </w:p>
     <w:p>
@@ -9203,7 +9304,19 @@
           <w:sz w:val="28"/>
           <w:shd w:fill="auto" w:val="clear"/>
         </w:rPr>
-        <w:t xml:space="preserve">ări</w:t>
+        <w:t xml:space="preserve">ă</w:t>
+      </w:r>
+      <w:r>
+        <w:rPr>
+          <w:rFonts w:ascii="Arial" w:hAnsi="Arial" w:cs="Arial" w:eastAsia="Arial"/>
+          <w:b/>
+          <w:color w:val="auto"/>
+          <w:spacing w:val="0"/>
+          <w:position w:val="0"/>
+          <w:sz w:val="28"/>
+          <w:shd w:fill="auto" w:val="clear"/>
+        </w:rPr>
+        <w:t xml:space="preserve">ri</w:t>
       </w:r>
     </w:p>
     <w:p>
@@ -9440,19 +9553,7 @@
           <w:sz w:val="28"/>
           <w:shd w:fill="auto" w:val="clear"/>
         </w:rPr>
-        <w:t xml:space="preserve">ș</w:t>
-      </w:r>
-      <w:r>
-        <w:rPr>
-          <w:rFonts w:ascii="Calibri" w:hAnsi="Calibri" w:cs="Calibri" w:eastAsia="Calibri"/>
-          <w:b/>
-          <w:color w:val="auto"/>
-          <w:spacing w:val="0"/>
-          <w:position w:val="0"/>
-          <w:sz w:val="28"/>
-          <w:shd w:fill="auto" w:val="clear"/>
-        </w:rPr>
-        <w:t xml:space="preserve">iri</w:t>
+        <w:t xml:space="preserve">șiri</w:t>
       </w:r>
     </w:p>
     <w:p>
@@ -9769,19 +9870,7 @@
           <w:sz w:val="32"/>
           <w:shd w:fill="auto" w:val="clear"/>
         </w:rPr>
-        <w:t xml:space="preserve">ț</w:t>
-      </w:r>
-      <w:r>
-        <w:rPr>
-          <w:rFonts w:ascii="Calibri" w:hAnsi="Calibri" w:cs="Calibri" w:eastAsia="Calibri"/>
-          <w:b/>
-          <w:color w:val="auto"/>
-          <w:spacing w:val="0"/>
-          <w:position w:val="0"/>
-          <w:sz w:val="32"/>
-          <w:shd w:fill="auto" w:val="clear"/>
-        </w:rPr>
-        <w:t xml:space="preserve">elor cu utilizatorul</w:t>
+        <w:t xml:space="preserve">țelor cu utilizatorul</w:t>
       </w:r>
     </w:p>
     <w:p>
@@ -11763,19 +11852,7 @@
           <w:sz w:val="32"/>
           <w:shd w:fill="auto" w:val="clear"/>
         </w:rPr>
-        <w:t xml:space="preserve">ă</w:t>
-      </w:r>
-      <w:r>
-        <w:rPr>
-          <w:rFonts w:ascii="Calibri" w:hAnsi="Calibri" w:cs="Calibri" w:eastAsia="Calibri"/>
-          <w:b/>
-          <w:color w:val="auto"/>
-          <w:spacing w:val="0"/>
-          <w:position w:val="0"/>
-          <w:sz w:val="32"/>
-          <w:shd w:fill="auto" w:val="clear"/>
-        </w:rPr>
-        <w:t xml:space="preserve"> de securitate</w:t>
+        <w:t xml:space="preserve">ă de securitate</w:t>
       </w:r>
     </w:p>
     <w:p>
@@ -12200,19 +12277,7 @@
           <w:sz w:val="32"/>
           <w:shd w:fill="auto" w:val="clear"/>
         </w:rPr>
-        <w:t xml:space="preserve">ț</w:t>
-      </w:r>
-      <w:r>
-        <w:rPr>
-          <w:rFonts w:ascii="Calibri" w:hAnsi="Calibri" w:cs="Calibri" w:eastAsia="Calibri"/>
-          <w:b/>
-          <w:color w:val="auto"/>
-          <w:spacing w:val="0"/>
-          <w:position w:val="0"/>
-          <w:sz w:val="32"/>
-          <w:shd w:fill="auto" w:val="clear"/>
-        </w:rPr>
-        <w:t xml:space="preserve">a sistemului</w:t>
+        <w:t xml:space="preserve">ța sistemului</w:t>
       </w:r>
     </w:p>
     <w:p>
@@ -12524,7 +12589,19 @@
           <w:sz w:val="24"/>
           <w:shd w:fill="auto" w:val="clear"/>
         </w:rPr>
-        <w:t xml:space="preserve"> Proiectare de fiabilitate pentru a îndeplini cerin</w:t>
+        <w:t xml:space="preserve"> Proiectare de fiabilitate pentru a </w:t>
+      </w:r>
+      <w:r>
+        <w:rPr>
+          <w:rFonts w:ascii="Arial" w:hAnsi="Arial" w:cs="Arial" w:eastAsia="Arial"/>
+          <w:i/>
+          <w:color w:val="0000FF"/>
+          <w:spacing w:val="0"/>
+          <w:position w:val="0"/>
+          <w:sz w:val="24"/>
+          <w:shd w:fill="auto" w:val="clear"/>
+        </w:rPr>
+        <w:t xml:space="preserve">îndeplini cerin</w:t>
       </w:r>
       <w:r>
         <w:rPr>
@@ -12688,31 +12765,7 @@
           <w:sz w:val="32"/>
           <w:shd w:fill="auto" w:val="clear"/>
         </w:rPr>
-        <w:t xml:space="preserve">ă</w:t>
-      </w:r>
-      <w:r>
-        <w:rPr>
-          <w:rFonts w:ascii="Calibri" w:hAnsi="Calibri" w:cs="Calibri" w:eastAsia="Calibri"/>
-          <w:b/>
-          <w:color w:val="auto"/>
-          <w:spacing w:val="0"/>
-          <w:position w:val="0"/>
-          <w:sz w:val="32"/>
-          <w:shd w:fill="auto" w:val="clear"/>
-        </w:rPr>
-        <w:t xml:space="preserve"> a comunica</w:t>
-      </w:r>
-      <w:r>
-        <w:rPr>
-          <w:rFonts w:ascii="Calibri" w:hAnsi="Calibri" w:cs="Calibri" w:eastAsia="Calibri"/>
-          <w:b/>
-          <w:color w:val="auto"/>
-          <w:spacing w:val="0"/>
-          <w:position w:val="0"/>
-          <w:sz w:val="32"/>
-          <w:shd w:fill="auto" w:val="clear"/>
-        </w:rPr>
-        <w:t xml:space="preserve">țiilor interne (</w:t>
+        <w:t xml:space="preserve">ă a comunicațiilor interne (</w:t>
       </w:r>
       <w:r>
         <w:rPr>
@@ -13142,19 +13195,7 @@
           <w:sz w:val="36"/>
           <w:shd w:fill="auto" w:val="clear"/>
         </w:rPr>
-        <w:t xml:space="preserve">ăț</w:t>
-      </w:r>
-      <w:r>
-        <w:rPr>
-          <w:rFonts w:ascii="Calibri" w:hAnsi="Calibri" w:cs="Calibri" w:eastAsia="Calibri"/>
-          <w:b/>
-          <w:color w:val="auto"/>
-          <w:spacing w:val="0"/>
-          <w:position w:val="0"/>
-          <w:sz w:val="36"/>
-          <w:shd w:fill="auto" w:val="clear"/>
-        </w:rPr>
-        <w:t xml:space="preserve">ii sistemului</w:t>
+        <w:t xml:space="preserve">ății sistemului</w:t>
       </w:r>
     </w:p>
     <w:p>
@@ -13560,7 +13601,19 @@
           <w:sz w:val="36"/>
           <w:shd w:fill="auto" w:val="clear"/>
         </w:rPr>
-        <w:t xml:space="preserve">ărilor documentului</w:t>
+        <w:t xml:space="preserve">ă</w:t>
+      </w:r>
+      <w:r>
+        <w:rPr>
+          <w:rFonts w:ascii="Arial" w:hAnsi="Arial" w:cs="Arial" w:eastAsia="Arial"/>
+          <w:b/>
+          <w:color w:val="000000"/>
+          <w:spacing w:val="0"/>
+          <w:position w:val="0"/>
+          <w:sz w:val="36"/>
+          <w:shd w:fill="auto" w:val="clear"/>
+        </w:rPr>
+        <w:t xml:space="preserve">rilor documentului</w:t>
       </w:r>
     </w:p>
     <w:p>
@@ -13665,7 +13718,19 @@
           <w:sz w:val="20"/>
           <w:shd w:fill="auto" w:val="clear"/>
         </w:rPr>
-        <w:t xml:space="preserve">– </w:t>
+        <w:t xml:space="preserve">–</w:t>
+      </w:r>
+      <w:r>
+        <w:rPr>
+          <w:rFonts w:ascii="Arial" w:hAnsi="Arial" w:cs="Arial" w:eastAsia="Arial"/>
+          <w:b/>
+          <w:color w:val="auto"/>
+          <w:spacing w:val="0"/>
+          <w:position w:val="0"/>
+          <w:sz w:val="20"/>
+          <w:shd w:fill="auto" w:val="clear"/>
+        </w:rPr>
+        <w:t xml:space="preserve"> </w:t>
       </w:r>
       <w:r>
         <w:rPr>
@@ -13689,7 +13754,19 @@
           <w:sz w:val="20"/>
           <w:shd w:fill="auto" w:val="clear"/>
         </w:rPr>
-        <w:t xml:space="preserve">ărilor asupreaa documentului curent</w:t>
+        <w:t xml:space="preserve">ă</w:t>
+      </w:r>
+      <w:r>
+        <w:rPr>
+          <w:rFonts w:ascii="Arial" w:hAnsi="Arial" w:cs="Arial" w:eastAsia="Arial"/>
+          <w:b/>
+          <w:color w:val="auto"/>
+          <w:spacing w:val="0"/>
+          <w:position w:val="0"/>
+          <w:sz w:val="20"/>
+          <w:shd w:fill="auto" w:val="clear"/>
+        </w:rPr>
+        <w:t xml:space="preserve">rilor asupreaa documentului curent</w:t>
       </w:r>
     </w:p>
     <w:tbl>
@@ -13887,7 +13964,6 @@
         <w:trPr>
           <w:trHeight w:val="1" w:hRule="atLeast"/>
           <w:jc w:val="left"/>
-          <w:cantSplit w:val="1"/>
         </w:trPr>
         <w:tc>
           <w:tcPr>
@@ -14066,7 +14142,6 @@
         <w:trPr>
           <w:trHeight w:val="1" w:hRule="atLeast"/>
           <w:jc w:val="left"/>
-          <w:cantSplit w:val="1"/>
         </w:trPr>
         <w:tc>
           <w:tcPr>
@@ -14245,7 +14320,6 @@
         <w:trPr>
           <w:trHeight w:val="1" w:hRule="atLeast"/>
           <w:jc w:val="left"/>
-          <w:cantSplit w:val="1"/>
         </w:trPr>
         <w:tc>
           <w:tcPr>
@@ -14694,7 +14768,6 @@
         <w:trPr>
           <w:trHeight w:val="1" w:hRule="atLeast"/>
           <w:jc w:val="left"/>
-          <w:cantSplit w:val="1"/>
         </w:trPr>
         <w:tc>
           <w:tcPr>
@@ -14793,7 +14866,6 @@
         <w:trPr>
           <w:trHeight w:val="1" w:hRule="atLeast"/>
           <w:jc w:val="left"/>
-          <w:cantSplit w:val="1"/>
         </w:trPr>
         <w:tc>
           <w:tcPr>
@@ -14892,7 +14964,6 @@
         <w:trPr>
           <w:trHeight w:val="1" w:hRule="atLeast"/>
           <w:jc w:val="left"/>
-          <w:cantSplit w:val="1"/>
         </w:trPr>
         <w:tc>
           <w:tcPr>
@@ -15151,7 +15222,19 @@
           <w:sz w:val="20"/>
           <w:shd w:fill="auto" w:val="clear"/>
         </w:rPr>
-        <w:t xml:space="preserve">– Documente la care se facce referire</w:t>
+        <w:t xml:space="preserve">–</w:t>
+      </w:r>
+      <w:r>
+        <w:rPr>
+          <w:rFonts w:ascii="Arial" w:hAnsi="Arial" w:cs="Arial" w:eastAsia="Arial"/>
+          <w:b/>
+          <w:color w:val="auto"/>
+          <w:spacing w:val="0"/>
+          <w:position w:val="0"/>
+          <w:sz w:val="20"/>
+          <w:shd w:fill="auto" w:val="clear"/>
+        </w:rPr>
+        <w:t xml:space="preserve"> Documente la care se facce referire</w:t>
       </w:r>
     </w:p>
     <w:tbl>
@@ -15318,7 +15401,6 @@
         <w:trPr>
           <w:trHeight w:val="1" w:hRule="atLeast"/>
           <w:jc w:val="left"/>
-          <w:cantSplit w:val="1"/>
         </w:trPr>
         <w:tc>
           <w:tcPr>
@@ -15457,7 +15539,6 @@
         <w:trPr>
           <w:trHeight w:val="1" w:hRule="atLeast"/>
           <w:jc w:val="left"/>
-          <w:cantSplit w:val="1"/>
         </w:trPr>
         <w:tc>
           <w:tcPr>
@@ -15596,7 +15677,6 @@
         <w:trPr>
           <w:trHeight w:val="1" w:hRule="atLeast"/>
           <w:jc w:val="left"/>
-          <w:cantSplit w:val="1"/>
         </w:trPr>
         <w:tc>
           <w:tcPr>
